--- a/fuentes/62360022_CF02_CFA.docx
+++ b/fuentes/62360022_CF02_CFA.docx
@@ -566,7 +566,7 @@
           <w:r>
             <w:fldChar w:fldCharType="separate"/>
           </w:r>
-          <w:hyperlink w:anchor="_Toc237264888" w:history="1">
+          <w:hyperlink w:anchor="_Toc238558283" w:history="1">
             <w:r>
               <w:rPr>
                 <w:rStyle w:val="Hipervnculo"/>
@@ -593,7 +593,7 @@
                 <w:noProof/>
                 <w:webHidden/>
               </w:rPr>
-              <w:instrText xml:space="preserve"> PAGEREF _Toc237264888 \h </w:instrText>
+              <w:instrText xml:space="preserve"> PAGEREF _Toc238558283 \h </w:instrText>
             </w:r>
             <w:r>
               <w:rPr>
@@ -639,7 +639,7 @@
               <w14:ligatures w14:val="none"/>
             </w:rPr>
           </w:pPr>
-          <w:hyperlink w:anchor="_Toc237264889" w:history="1">
+          <w:hyperlink w:anchor="_Toc238558284" w:history="1">
             <w:r>
               <w:rPr>
                 <w:rStyle w:val="Hipervnculo"/>
@@ -666,7 +666,7 @@
                 <w:noProof/>
                 <w:webHidden/>
               </w:rPr>
-              <w:instrText xml:space="preserve"> PAGEREF _Toc237264889 \h </w:instrText>
+              <w:instrText xml:space="preserve"> PAGEREF _Toc238558284 \h </w:instrText>
             </w:r>
             <w:r>
               <w:rPr>
@@ -712,7 +712,7 @@
               <w14:ligatures w14:val="none"/>
             </w:rPr>
           </w:pPr>
-          <w:hyperlink w:anchor="_Toc237264890" w:history="1">
+          <w:hyperlink w:anchor="_Toc238558285" w:history="1">
             <w:r>
               <w:rPr>
                 <w:rStyle w:val="Hipervnculo"/>
@@ -739,7 +739,7 @@
                 <w:noProof/>
                 <w:webHidden/>
               </w:rPr>
-              <w:instrText xml:space="preserve"> PAGEREF _Toc237264890 \h </w:instrText>
+              <w:instrText xml:space="preserve"> PAGEREF _Toc238558285 \h </w:instrText>
             </w:r>
             <w:r>
               <w:rPr>
@@ -785,7 +785,7 @@
               <w14:ligatures w14:val="none"/>
             </w:rPr>
           </w:pPr>
-          <w:hyperlink w:anchor="_Toc237264891" w:history="1">
+          <w:hyperlink w:anchor="_Toc238558286" w:history="1">
             <w:r>
               <w:rPr>
                 <w:rStyle w:val="Hipervnculo"/>
@@ -812,7 +812,7 @@
                 <w:noProof/>
                 <w:webHidden/>
               </w:rPr>
-              <w:instrText xml:space="preserve"> PAGEREF _Toc237264891 \h </w:instrText>
+              <w:instrText xml:space="preserve"> PAGEREF _Toc238558286 \h </w:instrText>
             </w:r>
             <w:r>
               <w:rPr>
@@ -858,7 +858,7 @@
               <w14:ligatures w14:val="none"/>
             </w:rPr>
           </w:pPr>
-          <w:hyperlink w:anchor="_Toc237264892" w:history="1">
+          <w:hyperlink w:anchor="_Toc238558287" w:history="1">
             <w:r>
               <w:rPr>
                 <w:rStyle w:val="Hipervnculo"/>
@@ -885,7 +885,7 @@
                 <w:noProof/>
                 <w:webHidden/>
               </w:rPr>
-              <w:instrText xml:space="preserve"> PAGEREF _Toc237264892 \h </w:instrText>
+              <w:instrText xml:space="preserve"> PAGEREF _Toc238558287 \h </w:instrText>
             </w:r>
             <w:r>
               <w:rPr>
@@ -931,7 +931,7 @@
               <w14:ligatures w14:val="none"/>
             </w:rPr>
           </w:pPr>
-          <w:hyperlink w:anchor="_Toc237264893" w:history="1">
+          <w:hyperlink w:anchor="_Toc238558288" w:history="1">
             <w:r>
               <w:rPr>
                 <w:rStyle w:val="Hipervnculo"/>
@@ -958,7 +958,7 @@
                 <w:noProof/>
                 <w:webHidden/>
               </w:rPr>
-              <w:instrText xml:space="preserve"> PAGEREF _Toc237264893 \h </w:instrText>
+              <w:instrText xml:space="preserve"> PAGEREF _Toc238558288 \h </w:instrText>
             </w:r>
             <w:r>
               <w:rPr>
@@ -1004,7 +1004,7 @@
               <w14:ligatures w14:val="none"/>
             </w:rPr>
           </w:pPr>
-          <w:hyperlink w:anchor="_Toc237264894" w:history="1">
+          <w:hyperlink w:anchor="_Toc238558289" w:history="1">
             <w:r>
               <w:rPr>
                 <w:rStyle w:val="Hipervnculo"/>
@@ -1031,7 +1031,7 @@
                 <w:noProof/>
                 <w:webHidden/>
               </w:rPr>
-              <w:instrText xml:space="preserve"> PAGEREF _Toc237264894 \h </w:instrText>
+              <w:instrText xml:space="preserve"> PAGEREF _Toc238558289 \h </w:instrText>
             </w:r>
             <w:r>
               <w:rPr>
@@ -1077,7 +1077,7 @@
               <w14:ligatures w14:val="none"/>
             </w:rPr>
           </w:pPr>
-          <w:hyperlink w:anchor="_Toc237264895" w:history="1">
+          <w:hyperlink w:anchor="_Toc238558290" w:history="1">
             <w:r>
               <w:rPr>
                 <w:rStyle w:val="Hipervnculo"/>
@@ -1104,7 +1104,7 @@
                 <w:noProof/>
                 <w:webHidden/>
               </w:rPr>
-              <w:instrText xml:space="preserve"> PAGEREF _Toc237264895 \h </w:instrText>
+              <w:instrText xml:space="preserve"> PAGEREF _Toc238558290 \h </w:instrText>
             </w:r>
             <w:r>
               <w:rPr>
@@ -1150,7 +1150,7 @@
               <w14:ligatures w14:val="none"/>
             </w:rPr>
           </w:pPr>
-          <w:hyperlink w:anchor="_Toc237264896" w:history="1">
+          <w:hyperlink w:anchor="_Toc238558291" w:history="1">
             <w:r>
               <w:rPr>
                 <w:rStyle w:val="Hipervnculo"/>
@@ -1177,7 +1177,7 @@
                 <w:noProof/>
                 <w:webHidden/>
               </w:rPr>
-              <w:instrText xml:space="preserve"> PAGEREF _Toc237264896 \h </w:instrText>
+              <w:instrText xml:space="preserve"> PAGEREF _Toc238558291 \h </w:instrText>
             </w:r>
             <w:r>
               <w:rPr>
@@ -1223,7 +1223,7 @@
               <w14:ligatures w14:val="none"/>
             </w:rPr>
           </w:pPr>
-          <w:hyperlink w:anchor="_Toc237264897" w:history="1">
+          <w:hyperlink w:anchor="_Toc238558292" w:history="1">
             <w:r>
               <w:rPr>
                 <w:rStyle w:val="Hipervnculo"/>
@@ -1250,7 +1250,7 @@
                 <w:noProof/>
                 <w:webHidden/>
               </w:rPr>
-              <w:instrText xml:space="preserve"> PAGEREF _Toc237264897 \h </w:instrText>
+              <w:instrText xml:space="preserve"> PAGEREF _Toc238558292 \h </w:instrText>
             </w:r>
             <w:r>
               <w:rPr>
@@ -1296,7 +1296,7 @@
               <w14:ligatures w14:val="none"/>
             </w:rPr>
           </w:pPr>
-          <w:hyperlink w:anchor="_Toc237264898" w:history="1">
+          <w:hyperlink w:anchor="_Toc238558293" w:history="1">
             <w:r>
               <w:rPr>
                 <w:rStyle w:val="Hipervnculo"/>
@@ -1323,7 +1323,7 @@
                 <w:noProof/>
                 <w:webHidden/>
               </w:rPr>
-              <w:instrText xml:space="preserve"> PAGEREF _Toc237264898 \h </w:instrText>
+              <w:instrText xml:space="preserve"> PAGEREF _Toc238558293 \h </w:instrText>
             </w:r>
             <w:r>
               <w:rPr>
@@ -1369,7 +1369,7 @@
               <w14:ligatures w14:val="none"/>
             </w:rPr>
           </w:pPr>
-          <w:hyperlink w:anchor="_Toc237264899" w:history="1">
+          <w:hyperlink w:anchor="_Toc238558294" w:history="1">
             <w:r>
               <w:rPr>
                 <w:rStyle w:val="Hipervnculo"/>
@@ -1396,7 +1396,7 @@
                 <w:noProof/>
                 <w:webHidden/>
               </w:rPr>
-              <w:instrText xml:space="preserve"> PAGEREF _Toc237264899 \h </w:instrText>
+              <w:instrText xml:space="preserve"> PAGEREF _Toc238558294 \h </w:instrText>
             </w:r>
             <w:r>
               <w:rPr>
@@ -1442,7 +1442,7 @@
               <w14:ligatures w14:val="none"/>
             </w:rPr>
           </w:pPr>
-          <w:hyperlink w:anchor="_Toc237264900" w:history="1">
+          <w:hyperlink w:anchor="_Toc238558295" w:history="1">
             <w:r>
               <w:rPr>
                 <w:rStyle w:val="Hipervnculo"/>
@@ -1469,7 +1469,7 @@
                 <w:noProof/>
                 <w:webHidden/>
               </w:rPr>
-              <w:instrText xml:space="preserve"> PAGEREF _Toc237264900 \h </w:instrText>
+              <w:instrText xml:space="preserve"> PAGEREF _Toc238558295 \h </w:instrText>
             </w:r>
             <w:r>
               <w:rPr>
@@ -1515,7 +1515,7 @@
               <w14:ligatures w14:val="none"/>
             </w:rPr>
           </w:pPr>
-          <w:hyperlink w:anchor="_Toc237264901" w:history="1">
+          <w:hyperlink w:anchor="_Toc238558296" w:history="1">
             <w:r>
               <w:rPr>
                 <w:rStyle w:val="Hipervnculo"/>
@@ -1542,7 +1542,7 @@
                 <w:noProof/>
                 <w:webHidden/>
               </w:rPr>
-              <w:instrText xml:space="preserve"> PAGEREF _Toc237264901 \h </w:instrText>
+              <w:instrText xml:space="preserve"> PAGEREF _Toc238558296 \h </w:instrText>
             </w:r>
             <w:r>
               <w:rPr>
@@ -1562,7 +1562,7 @@
                 <w:noProof/>
                 <w:webHidden/>
               </w:rPr>
-              <w:t>28</w:t>
+              <w:t>31</w:t>
             </w:r>
             <w:r>
               <w:rPr>
@@ -1588,7 +1588,7 @@
               <w14:ligatures w14:val="none"/>
             </w:rPr>
           </w:pPr>
-          <w:hyperlink w:anchor="_Toc237264902" w:history="1">
+          <w:hyperlink w:anchor="_Toc238558297" w:history="1">
             <w:r>
               <w:rPr>
                 <w:rStyle w:val="Hipervnculo"/>
@@ -1615,7 +1615,7 @@
                 <w:noProof/>
                 <w:webHidden/>
               </w:rPr>
-              <w:instrText xml:space="preserve"> PAGEREF _Toc237264902 \h </w:instrText>
+              <w:instrText xml:space="preserve"> PAGEREF _Toc238558297 \h </w:instrText>
             </w:r>
             <w:r>
               <w:rPr>
@@ -1635,7 +1635,7 @@
                 <w:noProof/>
                 <w:webHidden/>
               </w:rPr>
-              <w:t>29</w:t>
+              <w:t>32</w:t>
             </w:r>
             <w:r>
               <w:rPr>
@@ -1661,7 +1661,7 @@
               <w14:ligatures w14:val="none"/>
             </w:rPr>
           </w:pPr>
-          <w:hyperlink w:anchor="_Toc237264903" w:history="1">
+          <w:hyperlink w:anchor="_Toc238558298" w:history="1">
             <w:r>
               <w:rPr>
                 <w:rStyle w:val="Hipervnculo"/>
@@ -1688,7 +1688,7 @@
                 <w:noProof/>
                 <w:webHidden/>
               </w:rPr>
-              <w:instrText xml:space="preserve"> PAGEREF _Toc237264903 \h </w:instrText>
+              <w:instrText xml:space="preserve"> PAGEREF _Toc238558298 \h </w:instrText>
             </w:r>
             <w:r>
               <w:rPr>
@@ -1708,7 +1708,7 @@
                 <w:noProof/>
                 <w:webHidden/>
               </w:rPr>
-              <w:t>30</w:t>
+              <w:t>33</w:t>
             </w:r>
             <w:r>
               <w:rPr>
@@ -1734,7 +1734,7 @@
               <w14:ligatures w14:val="none"/>
             </w:rPr>
           </w:pPr>
-          <w:hyperlink w:anchor="_Toc237264904" w:history="1">
+          <w:hyperlink w:anchor="_Toc238558299" w:history="1">
             <w:r>
               <w:rPr>
                 <w:rStyle w:val="Hipervnculo"/>
@@ -1761,7 +1761,7 @@
                 <w:noProof/>
                 <w:webHidden/>
               </w:rPr>
-              <w:instrText xml:space="preserve"> PAGEREF _Toc237264904 \h </w:instrText>
+              <w:instrText xml:space="preserve"> PAGEREF _Toc238558299 \h </w:instrText>
             </w:r>
             <w:r>
               <w:rPr>
@@ -1781,7 +1781,7 @@
                 <w:noProof/>
                 <w:webHidden/>
               </w:rPr>
-              <w:t>36</w:t>
+              <w:t>39</w:t>
             </w:r>
             <w:r>
               <w:rPr>
@@ -1807,7 +1807,7 @@
               <w14:ligatures w14:val="none"/>
             </w:rPr>
           </w:pPr>
-          <w:hyperlink w:anchor="_Toc237264905" w:history="1">
+          <w:hyperlink w:anchor="_Toc238558300" w:history="1">
             <w:r>
               <w:rPr>
                 <w:rStyle w:val="Hipervnculo"/>
@@ -1834,7 +1834,7 @@
                 <w:noProof/>
                 <w:webHidden/>
               </w:rPr>
-              <w:instrText xml:space="preserve"> PAGEREF _Toc237264905 \h </w:instrText>
+              <w:instrText xml:space="preserve"> PAGEREF _Toc238558300 \h </w:instrText>
             </w:r>
             <w:r>
               <w:rPr>
@@ -1854,7 +1854,7 @@
                 <w:noProof/>
                 <w:webHidden/>
               </w:rPr>
-              <w:t>36</w:t>
+              <w:t>39</w:t>
             </w:r>
             <w:r>
               <w:rPr>
@@ -1880,7 +1880,7 @@
               <w14:ligatures w14:val="none"/>
             </w:rPr>
           </w:pPr>
-          <w:hyperlink w:anchor="_Toc237264906" w:history="1">
+          <w:hyperlink w:anchor="_Toc238558301" w:history="1">
             <w:r>
               <w:rPr>
                 <w:rStyle w:val="Hipervnculo"/>
@@ -1907,7 +1907,7 @@
                 <w:noProof/>
                 <w:webHidden/>
               </w:rPr>
-              <w:instrText xml:space="preserve"> PAGEREF _Toc237264906 \h </w:instrText>
+              <w:instrText xml:space="preserve"> PAGEREF _Toc238558301 \h </w:instrText>
             </w:r>
             <w:r>
               <w:rPr>
@@ -1927,7 +1927,7 @@
                 <w:noProof/>
                 <w:webHidden/>
               </w:rPr>
-              <w:t>37</w:t>
+              <w:t>40</w:t>
             </w:r>
             <w:r>
               <w:rPr>
@@ -1953,7 +1953,7 @@
               <w14:ligatures w14:val="none"/>
             </w:rPr>
           </w:pPr>
-          <w:hyperlink w:anchor="_Toc237264907" w:history="1">
+          <w:hyperlink w:anchor="_Toc238558302" w:history="1">
             <w:r>
               <w:rPr>
                 <w:rStyle w:val="Hipervnculo"/>
@@ -1980,7 +1980,7 @@
                 <w:noProof/>
                 <w:webHidden/>
               </w:rPr>
-              <w:instrText xml:space="preserve"> PAGEREF _Toc237264907 \h </w:instrText>
+              <w:instrText xml:space="preserve"> PAGEREF _Toc238558302 \h </w:instrText>
             </w:r>
             <w:r>
               <w:rPr>
@@ -2000,7 +2000,7 @@
                 <w:noProof/>
                 <w:webHidden/>
               </w:rPr>
-              <w:t>39</w:t>
+              <w:t>42</w:t>
             </w:r>
             <w:r>
               <w:rPr>
@@ -2026,7 +2026,7 @@
               <w14:ligatures w14:val="none"/>
             </w:rPr>
           </w:pPr>
-          <w:hyperlink w:anchor="_Toc237264908" w:history="1">
+          <w:hyperlink w:anchor="_Toc238558303" w:history="1">
             <w:r>
               <w:rPr>
                 <w:rStyle w:val="Hipervnculo"/>
@@ -2053,7 +2053,7 @@
                 <w:noProof/>
                 <w:webHidden/>
               </w:rPr>
-              <w:instrText xml:space="preserve"> PAGEREF _Toc237264908 \h </w:instrText>
+              <w:instrText xml:space="preserve"> PAGEREF _Toc238558303 \h </w:instrText>
             </w:r>
             <w:r>
               <w:rPr>
@@ -2073,7 +2073,7 @@
                 <w:noProof/>
                 <w:webHidden/>
               </w:rPr>
-              <w:t>41</w:t>
+              <w:t>48</w:t>
             </w:r>
             <w:r>
               <w:rPr>
@@ -2099,7 +2099,7 @@
               <w14:ligatures w14:val="none"/>
             </w:rPr>
           </w:pPr>
-          <w:hyperlink w:anchor="_Toc237264909" w:history="1">
+          <w:hyperlink w:anchor="_Toc238558304" w:history="1">
             <w:r>
               <w:rPr>
                 <w:rStyle w:val="Hipervnculo"/>
@@ -2126,7 +2126,7 @@
                 <w:noProof/>
                 <w:webHidden/>
               </w:rPr>
-              <w:instrText xml:space="preserve"> PAGEREF _Toc237264909 \h </w:instrText>
+              <w:instrText xml:space="preserve"> PAGEREF _Toc238558304 \h </w:instrText>
             </w:r>
             <w:r>
               <w:rPr>
@@ -2146,7 +2146,7 @@
                 <w:noProof/>
                 <w:webHidden/>
               </w:rPr>
-              <w:t>44</w:t>
+              <w:t>51</w:t>
             </w:r>
             <w:r>
               <w:rPr>
@@ -2172,7 +2172,7 @@
               <w14:ligatures w14:val="none"/>
             </w:rPr>
           </w:pPr>
-          <w:hyperlink w:anchor="_Toc237264910" w:history="1">
+          <w:hyperlink w:anchor="_Toc238558305" w:history="1">
             <w:r>
               <w:rPr>
                 <w:rStyle w:val="Hipervnculo"/>
@@ -2199,7 +2199,7 @@
                 <w:noProof/>
                 <w:webHidden/>
               </w:rPr>
-              <w:instrText xml:space="preserve"> PAGEREF _Toc237264910 \h </w:instrText>
+              <w:instrText xml:space="preserve"> PAGEREF _Toc238558305 \h </w:instrText>
             </w:r>
             <w:r>
               <w:rPr>
@@ -2219,7 +2219,7 @@
                 <w:noProof/>
                 <w:webHidden/>
               </w:rPr>
-              <w:t>44</w:t>
+              <w:t>51</w:t>
             </w:r>
             <w:r>
               <w:rPr>
@@ -2245,7 +2245,7 @@
               <w14:ligatures w14:val="none"/>
             </w:rPr>
           </w:pPr>
-          <w:hyperlink w:anchor="_Toc237264911" w:history="1">
+          <w:hyperlink w:anchor="_Toc238558306" w:history="1">
             <w:r>
               <w:rPr>
                 <w:rStyle w:val="Hipervnculo"/>
@@ -2272,7 +2272,7 @@
                 <w:noProof/>
                 <w:webHidden/>
               </w:rPr>
-              <w:instrText xml:space="preserve"> PAGEREF _Toc237264911 \h </w:instrText>
+              <w:instrText xml:space="preserve"> PAGEREF _Toc238558306 \h </w:instrText>
             </w:r>
             <w:r>
               <w:rPr>
@@ -2292,7 +2292,7 @@
                 <w:noProof/>
                 <w:webHidden/>
               </w:rPr>
-              <w:t>47</w:t>
+              <w:t>54</w:t>
             </w:r>
             <w:r>
               <w:rPr>
@@ -2318,7 +2318,7 @@
               <w14:ligatures w14:val="none"/>
             </w:rPr>
           </w:pPr>
-          <w:hyperlink w:anchor="_Toc237264912" w:history="1">
+          <w:hyperlink w:anchor="_Toc238558307" w:history="1">
             <w:r>
               <w:rPr>
                 <w:rStyle w:val="Hipervnculo"/>
@@ -2345,7 +2345,7 @@
                 <w:noProof/>
                 <w:webHidden/>
               </w:rPr>
-              <w:instrText xml:space="preserve"> PAGEREF _Toc237264912 \h </w:instrText>
+              <w:instrText xml:space="preserve"> PAGEREF _Toc238558307 \h </w:instrText>
             </w:r>
             <w:r>
               <w:rPr>
@@ -2365,7 +2365,7 @@
                 <w:noProof/>
                 <w:webHidden/>
               </w:rPr>
-              <w:t>49</w:t>
+              <w:t>56</w:t>
             </w:r>
             <w:r>
               <w:rPr>
@@ -2391,7 +2391,7 @@
               <w14:ligatures w14:val="none"/>
             </w:rPr>
           </w:pPr>
-          <w:hyperlink w:anchor="_Toc237264913" w:history="1">
+          <w:hyperlink w:anchor="_Toc238558308" w:history="1">
             <w:r>
               <w:rPr>
                 <w:rStyle w:val="Hipervnculo"/>
@@ -2418,7 +2418,7 @@
                 <w:noProof/>
                 <w:webHidden/>
               </w:rPr>
-              <w:instrText xml:space="preserve"> PAGEREF _Toc237264913 \h </w:instrText>
+              <w:instrText xml:space="preserve"> PAGEREF _Toc238558308 \h </w:instrText>
             </w:r>
             <w:r>
               <w:rPr>
@@ -2438,7 +2438,7 @@
                 <w:noProof/>
                 <w:webHidden/>
               </w:rPr>
-              <w:t>51</w:t>
+              <w:t>58</w:t>
             </w:r>
             <w:r>
               <w:rPr>
@@ -2464,7 +2464,7 @@
               <w14:ligatures w14:val="none"/>
             </w:rPr>
           </w:pPr>
-          <w:hyperlink w:anchor="_Toc237264914" w:history="1">
+          <w:hyperlink w:anchor="_Toc238558309" w:history="1">
             <w:r>
               <w:rPr>
                 <w:rStyle w:val="Hipervnculo"/>
@@ -2491,7 +2491,7 @@
                 <w:noProof/>
                 <w:webHidden/>
               </w:rPr>
-              <w:instrText xml:space="preserve"> PAGEREF _Toc237264914 \h </w:instrText>
+              <w:instrText xml:space="preserve"> PAGEREF _Toc238558309 \h </w:instrText>
             </w:r>
             <w:r>
               <w:rPr>
@@ -2511,7 +2511,7 @@
                 <w:noProof/>
                 <w:webHidden/>
               </w:rPr>
-              <w:t>53</w:t>
+              <w:t>60</w:t>
             </w:r>
             <w:r>
               <w:rPr>
@@ -2537,7 +2537,7 @@
               <w14:ligatures w14:val="none"/>
             </w:rPr>
           </w:pPr>
-          <w:hyperlink w:anchor="_Toc237264915" w:history="1">
+          <w:hyperlink w:anchor="_Toc238558310" w:history="1">
             <w:r>
               <w:rPr>
                 <w:rStyle w:val="Hipervnculo"/>
@@ -2564,7 +2564,7 @@
                 <w:noProof/>
                 <w:webHidden/>
               </w:rPr>
-              <w:instrText xml:space="preserve"> PAGEREF _Toc237264915 \h </w:instrText>
+              <w:instrText xml:space="preserve"> PAGEREF _Toc238558310 \h </w:instrText>
             </w:r>
             <w:r>
               <w:rPr>
@@ -2584,7 +2584,7 @@
                 <w:noProof/>
                 <w:webHidden/>
               </w:rPr>
-              <w:t>55</w:t>
+              <w:t>62</w:t>
             </w:r>
             <w:r>
               <w:rPr>
@@ -2610,7 +2610,7 @@
               <w14:ligatures w14:val="none"/>
             </w:rPr>
           </w:pPr>
-          <w:hyperlink w:anchor="_Toc237264916" w:history="1">
+          <w:hyperlink w:anchor="_Toc238558311" w:history="1">
             <w:r>
               <w:rPr>
                 <w:rStyle w:val="Hipervnculo"/>
@@ -2637,7 +2637,7 @@
                 <w:noProof/>
                 <w:webHidden/>
               </w:rPr>
-              <w:instrText xml:space="preserve"> PAGEREF _Toc237264916 \h </w:instrText>
+              <w:instrText xml:space="preserve"> PAGEREF _Toc238558311 \h </w:instrText>
             </w:r>
             <w:r>
               <w:rPr>
@@ -2657,7 +2657,7 @@
                 <w:noProof/>
                 <w:webHidden/>
               </w:rPr>
-              <w:t>57</w:t>
+              <w:t>64</w:t>
             </w:r>
             <w:r>
               <w:rPr>
@@ -2683,7 +2683,7 @@
               <w14:ligatures w14:val="none"/>
             </w:rPr>
           </w:pPr>
-          <w:hyperlink w:anchor="_Toc237264917" w:history="1">
+          <w:hyperlink w:anchor="_Toc238558312" w:history="1">
             <w:r>
               <w:rPr>
                 <w:rStyle w:val="Hipervnculo"/>
@@ -2710,7 +2710,7 @@
                 <w:noProof/>
                 <w:webHidden/>
               </w:rPr>
-              <w:instrText xml:space="preserve"> PAGEREF _Toc237264917 \h </w:instrText>
+              <w:instrText xml:space="preserve"> PAGEREF _Toc238558312 \h </w:instrText>
             </w:r>
             <w:r>
               <w:rPr>
@@ -2730,7 +2730,7 @@
                 <w:noProof/>
                 <w:webHidden/>
               </w:rPr>
-              <w:t>58</w:t>
+              <w:t>65</w:t>
             </w:r>
             <w:r>
               <w:rPr>
@@ -2758,7 +2758,7 @@
       <w:pPr>
         <w:pStyle w:val="Titulosgenerales"/>
       </w:pPr>
-      <w:bookmarkStart w:id="0" w:name="_Toc237264888"/>
+      <w:bookmarkStart w:id="0" w:name="_Toc238558283"/>
       <w:r>
         <w:lastRenderedPageBreak/>
         <w:t>Introducción</w:t>
@@ -2980,7 +2980,7 @@
       <w:pPr>
         <w:pStyle w:val="Ttulo1"/>
       </w:pPr>
-      <w:bookmarkStart w:id="1" w:name="_Toc237264889"/>
+      <w:bookmarkStart w:id="1" w:name="_Toc238558284"/>
       <w:r>
         <w:lastRenderedPageBreak/>
         <w:t>Plataformas digitales para la divulgación cultural</w:t>
@@ -3011,7 +3011,7 @@
       <w:pPr>
         <w:pStyle w:val="Ttulo2"/>
       </w:pPr>
-      <w:bookmarkStart w:id="2" w:name="_Toc237264890"/>
+      <w:bookmarkStart w:id="2" w:name="_Toc238558285"/>
       <w:r>
         <w:t>Concepto y funciones de las plataformas digitales</w:t>
       </w:r>
@@ -3241,7 +3241,7 @@
       <w:pPr>
         <w:pStyle w:val="Ttulo2"/>
       </w:pPr>
-      <w:bookmarkStart w:id="3" w:name="_Toc237264891"/>
+      <w:bookmarkStart w:id="3" w:name="_Toc238558286"/>
       <w:r>
         <w:t>Tipos y características de las plataformas digitales</w:t>
       </w:r>
@@ -3437,7 +3437,19 @@
         <w:rPr>
           <w:lang w:val="es-419" w:eastAsia="es-CO"/>
         </w:rPr>
-        <w:t>acilitan la distribución de podcasts, relatos sonoros, entrevistas y programas especializados. Constituyen una alternativa accesible para divulgar contenidos culturales mediante narraciones y recursos basados en la escucha.</w:t>
+        <w:t>acilitan la distribución de p</w:t>
+      </w:r>
+      <w:r>
+        <w:rPr>
+          <w:lang w:val="es-419" w:eastAsia="es-CO"/>
+        </w:rPr>
+        <w:t>ó</w:t>
+      </w:r>
+      <w:r>
+        <w:rPr>
+          <w:lang w:val="es-419" w:eastAsia="es-CO"/>
+        </w:rPr>
+        <w:t>dcast, relatos sonoros, entrevistas y programas especializados. Constituyen una alternativa accesible para divulgar contenidos culturales mediante narraciones y recursos basados en la escucha.</w:t>
       </w:r>
     </w:p>
     <w:p>
@@ -4120,7 +4132,7 @@
       <w:pPr>
         <w:pStyle w:val="Ttulo2"/>
       </w:pPr>
-      <w:bookmarkStart w:id="4" w:name="_Toc237264892"/>
+      <w:bookmarkStart w:id="4" w:name="_Toc238558287"/>
       <w:r>
         <w:t>Selección de plataformas según públicos y objetivos de comunicación</w:t>
       </w:r>
@@ -4837,7 +4849,7 @@
       <w:pPr>
         <w:pStyle w:val="Ttulo2"/>
       </w:pPr>
-      <w:bookmarkStart w:id="5" w:name="_Toc237264893"/>
+      <w:bookmarkStart w:id="5" w:name="_Toc238558288"/>
       <w:r>
         <w:t>Configuración y gestión básica de plataformas digitales</w:t>
       </w:r>
@@ -5075,7 +5087,7 @@
       <w:pPr>
         <w:pStyle w:val="Ttulo1"/>
       </w:pPr>
-      <w:bookmarkStart w:id="6" w:name="_Toc237264894"/>
+      <w:bookmarkStart w:id="6" w:name="_Toc238558289"/>
       <w:r>
         <w:lastRenderedPageBreak/>
         <w:t>Gestión de contenidos digitales</w:t>
@@ -5133,7 +5145,7 @@
       <w:pPr>
         <w:pStyle w:val="Ttulo2"/>
       </w:pPr>
-      <w:bookmarkStart w:id="7" w:name="_Toc237264895"/>
+      <w:bookmarkStart w:id="7" w:name="_Toc238558290"/>
       <w:r>
         <w:t>El contenido digital en la comunicación cultural</w:t>
       </w:r>
@@ -5190,7 +5202,7 @@
       <w:pPr>
         <w:pStyle w:val="Ttulo2"/>
       </w:pPr>
-      <w:bookmarkStart w:id="8" w:name="_Toc237264896"/>
+      <w:bookmarkStart w:id="8" w:name="_Toc238558291"/>
       <w:r>
         <w:t>Tipos de contenido para la divulgación del patrimonio</w:t>
       </w:r>
@@ -6045,7 +6057,7 @@
       <w:pPr>
         <w:pStyle w:val="Ttulo2"/>
       </w:pPr>
-      <w:bookmarkStart w:id="9" w:name="_Toc237264897"/>
+      <w:bookmarkStart w:id="9" w:name="_Toc238558292"/>
       <w:r>
         <w:t xml:space="preserve">Estrategias multiformato y narrativa </w:t>
       </w:r>
@@ -6079,7 +6091,7 @@
         <w:rPr>
           <w:lang w:val="es-419" w:eastAsia="es-CO"/>
         </w:rPr>
-        <w:t>Esta diversificación responde directamente a la diversidad de intereses entre los usuarios, encontrando:</w:t>
+        <w:t>Esta diversificación responde directamente a la diversidad de intereses de los usuarios, entre los que se encuentran:</w:t>
       </w:r>
     </w:p>
     <w:p>
@@ -6710,7 +6722,7 @@
       <w:pPr>
         <w:pStyle w:val="Ttulo2"/>
       </w:pPr>
-      <w:bookmarkStart w:id="10" w:name="_Toc237264898"/>
+      <w:bookmarkStart w:id="10" w:name="_Toc238558293"/>
       <w:r>
         <w:lastRenderedPageBreak/>
         <w:t>Adaptación de contenidos a diferentes plataformas</w:t>
@@ -6849,14 +6861,26 @@
         <w:rPr>
           <w:lang w:val="es-419" w:eastAsia="es-CO"/>
         </w:rPr>
-        <w:t>Por lo tanto, adaptar un contenido Implica identificar los núcleos informativos esenciales del mensaje y reorganizarlos estratégicamente según las características del medio seleccionado, garantizando la coherencia conceptual sin sacrificar la claridad.</w:t>
+        <w:t xml:space="preserve">Por lo tanto, adaptar un contenido </w:t>
+      </w:r>
+      <w:r>
+        <w:rPr>
+          <w:lang w:val="es-419" w:eastAsia="es-CO"/>
+        </w:rPr>
+        <w:t>i</w:t>
+      </w:r>
+      <w:r>
+        <w:rPr>
+          <w:lang w:val="es-419" w:eastAsia="es-CO"/>
+        </w:rPr>
+        <w:t>mplica identificar los núcleos informativos esenciales del mensaje y reorganizarlos estratégicamente según las características del medio seleccionado, garantizando la coherencia conceptual sin sacrificar la claridad.</w:t>
       </w:r>
     </w:p>
     <w:p>
       <w:pPr>
         <w:pStyle w:val="Ttulo1"/>
       </w:pPr>
-      <w:bookmarkStart w:id="11" w:name="_Toc237264899"/>
+      <w:bookmarkStart w:id="11" w:name="_Toc238558294"/>
       <w:r>
         <w:lastRenderedPageBreak/>
         <w:t>Audiencias y comunidades digitales</w:t>
@@ -6887,7 +6911,7 @@
       <w:pPr>
         <w:pStyle w:val="Ttulo2"/>
       </w:pPr>
-      <w:bookmarkStart w:id="12" w:name="_Toc237264900"/>
+      <w:bookmarkStart w:id="12" w:name="_Toc238558295"/>
       <w:r>
         <w:t>Segmentación y perfilado de audiencias</w:t>
       </w:r>
@@ -7031,70 +7055,344 @@
         </w:rPr>
         <w:t xml:space="preserve"> </w:t>
       </w:r>
-      <w:hyperlink r:id="rId18" w:history="1">
+      <w:r>
+        <w:rPr>
+          <w:lang w:val="es-419" w:eastAsia="es-CO"/>
+        </w:rPr>
+        <w:t>podrá conocer de manera puntual lo relacionado con la segmentación de mercados, información que complementará lo abordado en esta temática:</w:t>
+      </w:r>
+    </w:p>
+    <w:p>
+      <w:pPr>
+        <w:spacing w:before="0" w:after="160" w:line="259" w:lineRule="auto"/>
+        <w:ind w:firstLine="0"/>
+        <w:rPr>
+          <w:lang w:val="es-419" w:eastAsia="es-CO"/>
+        </w:rPr>
+      </w:pPr>
+      <w:r>
+        <w:rPr>
+          <w:lang w:val="es-419" w:eastAsia="es-CO"/>
+        </w:rPr>
+        <w:br w:type="page"/>
+      </w:r>
+    </w:p>
+    <w:p>
+      <w:pPr>
+        <w:pStyle w:val="Video"/>
+      </w:pPr>
+      <w:r>
+        <w:lastRenderedPageBreak/>
+        <w:t>Segmentación de mercados</w:t>
+      </w:r>
+    </w:p>
+    <w:p>
+      <w:pPr>
+        <w:ind w:firstLine="0"/>
+        <w:jc w:val="center"/>
+      </w:pPr>
+      <w:r>
+        <w:rPr>
+          <w:noProof/>
+        </w:rPr>
+        <w:drawing>
+          <wp:inline distT="0" distB="0" distL="0" distR="0" wp14:anchorId="7BABFF75" wp14:editId="18AA381A">
+            <wp:extent cx="4680000" cy="2631600"/>
+            <wp:effectExtent l="0" t="0" r="6350" b="0"/>
+            <wp:docPr id="6" name="Imagen 6">
+              <a:extLst xmlns:a="http://schemas.openxmlformats.org/drawingml/2006/main">
+                <a:ext uri="{C183D7F6-B498-43B3-948B-1728B52AA6E4}">
+                  <adec:decorative xmlns:adec="http://schemas.microsoft.com/office/drawing/2017/decorative" val="1"/>
+                </a:ext>
+              </a:extLst>
+            </wp:docPr>
+            <wp:cNvGraphicFramePr>
+              <a:graphicFrameLocks xmlns:a="http://schemas.openxmlformats.org/drawingml/2006/main" noChangeAspect="1"/>
+            </wp:cNvGraphicFramePr>
+            <a:graphic xmlns:a="http://schemas.openxmlformats.org/drawingml/2006/main">
+              <a:graphicData uri="http://schemas.openxmlformats.org/drawingml/2006/picture">
+                <pic:pic xmlns:pic="http://schemas.openxmlformats.org/drawingml/2006/picture">
+                  <pic:nvPicPr>
+                    <pic:cNvPr id="6" name="Imagen 6">
+                      <a:extLst>
+                        <a:ext uri="{C183D7F6-B498-43B3-948B-1728B52AA6E4}">
+                          <adec:decorative xmlns:adec="http://schemas.microsoft.com/office/drawing/2017/decorative" val="1"/>
+                        </a:ext>
+                      </a:extLst>
+                    </pic:cNvPr>
+                    <pic:cNvPicPr>
+                      <a:picLocks noChangeAspect="1" noChangeArrowheads="1"/>
+                    </pic:cNvPicPr>
+                  </pic:nvPicPr>
+                  <pic:blipFill>
+                    <a:blip r:embed="rId18" cstate="print">
+                      <a:extLst>
+                        <a:ext uri="{28A0092B-C50C-407E-A947-70E740481C1C}">
+                          <a14:useLocalDpi xmlns:a14="http://schemas.microsoft.com/office/drawing/2010/main" val="0"/>
+                        </a:ext>
+                      </a:extLst>
+                    </a:blip>
+                    <a:srcRect/>
+                    <a:stretch>
+                      <a:fillRect/>
+                    </a:stretch>
+                  </pic:blipFill>
+                  <pic:spPr bwMode="auto">
+                    <a:xfrm>
+                      <a:off x="0" y="0"/>
+                      <a:ext cx="4680000" cy="2631600"/>
+                    </a:xfrm>
+                    <a:prstGeom prst="rect">
+                      <a:avLst/>
+                    </a:prstGeom>
+                    <a:noFill/>
+                    <a:ln>
+                      <a:noFill/>
+                    </a:ln>
+                  </pic:spPr>
+                </pic:pic>
+              </a:graphicData>
+            </a:graphic>
+          </wp:inline>
+        </w:drawing>
+      </w:r>
+    </w:p>
+    <w:p>
+      <w:pPr>
+        <w:ind w:firstLine="0"/>
+        <w:jc w:val="center"/>
+      </w:pPr>
+      <w:hyperlink r:id="rId19" w:history="1">
         <w:r>
           <w:rPr>
             <w:rStyle w:val="Hipervnculo"/>
-            <w:lang w:val="es-419" w:eastAsia="es-CO"/>
+            <w:b/>
           </w:rPr>
-          <w:t>https://www.youtube.com/watch?v=rndPdop69X0</w:t>
+          <w:t>Enlace de reproducción del video</w:t>
         </w:r>
       </w:hyperlink>
-      <w:r>
-        <w:rPr>
-          <w:lang w:val="es-419" w:eastAsia="es-CO"/>
-        </w:rPr>
-        <w:t xml:space="preserve"> </w:t>
-      </w:r>
-      <w:r>
-        <w:rPr>
-          <w:lang w:val="es-419" w:eastAsia="es-CO"/>
-        </w:rPr>
-        <w:t xml:space="preserve"> </w:t>
-      </w:r>
-      <w:r>
-        <w:rPr>
-          <w:lang w:val="es-419" w:eastAsia="es-CO"/>
-        </w:rPr>
-        <w:t xml:space="preserve">  </w:t>
-      </w:r>
-      <w:r>
-        <w:rPr>
-          <w:lang w:val="es-419" w:eastAsia="es-CO"/>
-        </w:rPr>
-        <w:t>podrá conocer de manera puntual lo relacionado con la segmentación de mercados, información que complementará lo abordado en esta temática:</w:t>
-      </w:r>
-    </w:p>
-    <w:p>
-      <w:pPr>
-        <w:rPr>
-          <w:lang w:val="es-419" w:eastAsia="es-CO"/>
-        </w:rPr>
-      </w:pPr>
-      <w:r>
-        <w:rPr>
-          <w:lang w:val="es-419" w:eastAsia="es-CO"/>
-        </w:rPr>
+    </w:p>
+    <w:tbl>
+      <w:tblPr>
+        <w:tblStyle w:val="Tablaconcuadrcula"/>
+        <w:tblW w:w="0" w:type="auto"/>
+        <w:tblLook w:val="04A0" w:firstRow="1" w:lastRow="0" w:firstColumn="1" w:lastColumn="0" w:noHBand="0" w:noVBand="1"/>
+      </w:tblPr>
+      <w:tblGrid>
+        <w:gridCol w:w="9962"/>
+      </w:tblGrid>
+      <w:tr>
+        <w:trPr>
+          <w:tblHeader/>
+        </w:trPr>
+        <w:tc>
+          <w:tcPr>
+            <w:tcW w:w="9972" w:type="dxa"/>
+          </w:tcPr>
+          <w:p>
+            <w:pPr>
+              <w:ind w:firstLine="0"/>
+            </w:pPr>
+            <w:r>
+              <w:rPr>
+                <w:b/>
+              </w:rPr>
+              <w:t xml:space="preserve">Transcripción del video. </w:t>
+            </w:r>
+            <w:r>
+              <w:rPr>
+                <w:bCs/>
+              </w:rPr>
+              <w:t>Segmentación de mercados</w:t>
+            </w:r>
+          </w:p>
+        </w:tc>
+      </w:tr>
+      <w:tr>
+        <w:tc>
+          <w:tcPr>
+            <w:tcW w:w="9972" w:type="dxa"/>
+          </w:tcPr>
+          <w:p>
+            <w:r>
+              <w:t>Segmentar es una estrategia para seleccionar el mercado objetivo, clasificándolo en grupos más pequeños para generar impacto. Estos comparten características similares, como edad, ingresos, gastos, rasgos de personalidad, comportamiento, necesidades, intereses y ubicación.</w:t>
+            </w:r>
+          </w:p>
+          <w:p>
+            <w:r>
+              <w:t xml:space="preserve">Utilizar esta estrategia optimiza los productos y esfuerzos de </w:t>
+            </w:r>
+            <w:r>
+              <w:rPr>
+                <w:rStyle w:val="Extranjerismo"/>
+              </w:rPr>
+              <w:t>marketing</w:t>
+            </w:r>
+            <w:r>
+              <w:t>, publicidad y ventas. Por lo tanto, hace que la empresa optimice sus recursos para una mayor rentabilidad y sea competitiva con calidad ante el mercado.</w:t>
+            </w:r>
+          </w:p>
+          <w:p>
+            <w:r>
+              <w:t xml:space="preserve">La segmentación del mercado permite que las marcas establezcan estrategias, identificando los diferentes tipos de consumidores dependiendo de la forma en la que perciben el valor total de ciertos productos y servicios. De esta manera, pueden </w:t>
+            </w:r>
+            <w:r>
+              <w:lastRenderedPageBreak/>
+              <w:t>introducir un mensaje más personalizado y directo al cliente, con la certeza de que será aceptado con éxito.</w:t>
+            </w:r>
+          </w:p>
+          <w:p>
+            <w:r>
+              <w:t xml:space="preserve">En este proceso de aprendizaje identificamos los tipos de segmentación importantes </w:t>
+            </w:r>
+            <w:r>
+              <w:t>en el</w:t>
+            </w:r>
+            <w:r>
+              <w:t xml:space="preserve"> momento de colocarlos en práctica para el desarrollo de una campaña de impulso a un producto nuevo de la empresa o alguna estrategia innovadora de publicidad.</w:t>
+            </w:r>
+          </w:p>
+          <w:p>
+            <w:r>
+              <w:t xml:space="preserve">Al momento de segmentar, identificamos la población. </w:t>
+            </w:r>
+          </w:p>
+          <w:p>
+            <w:r>
+              <w:t>T</w:t>
+            </w:r>
+            <w:r>
+              <w:t>ener en cuenta la ubicación geográfica de los clientes, el ente económico, con el objetivo de poderlos fraccionar con base en su estado, ciudad, país, región, clima, zona geográfica y las tradiciones de la zona en la que se encuentran. Esto nos ayuda a saber qué productos ofrecer en ciertas regiones, con el objetivo de saber qué vender y cómo llegar con publicidad impactante.</w:t>
+            </w:r>
+          </w:p>
+          <w:p>
+            <w:r>
+              <w:t>Segmentación demográfica</w:t>
+            </w:r>
+          </w:p>
+          <w:p>
+            <w:r>
+              <w:t xml:space="preserve">Secciona el mercado con base en criterios como edad, género, nivel de estudios, profesión, creencias religiosas o estado civil. </w:t>
+            </w:r>
+            <w:r>
+              <w:t>I</w:t>
+            </w:r>
+            <w:r>
+              <w:t>nformación importante para las empresas porque permite conocer la capacidad que tiene el cliente y cómo llegar con la publicidad.</w:t>
+            </w:r>
+          </w:p>
+          <w:p>
+            <w:r>
+              <w:t>Segmentación psicográfica</w:t>
+            </w:r>
+          </w:p>
+          <w:p>
+            <w:pPr>
+              <w:ind w:firstLine="0"/>
+            </w:pPr>
+            <w:r>
+              <w:lastRenderedPageBreak/>
+              <w:t xml:space="preserve">Se puede apoyar en las redes sociales, pues lo que aquí se estudia es el comportamiento y los aspectos psicológicos de los usuarios: sus intereses, valores, actitudes, estilo de vida, opinión y </w:t>
+            </w:r>
+            <w:r>
+              <w:t xml:space="preserve">su </w:t>
+            </w:r>
+            <w:r>
+              <w:t>personalidad.</w:t>
+            </w:r>
+          </w:p>
+          <w:p>
+            <w:r>
+              <w:t>Es uno de los tipos de segmentación más importantes, pues los consumidores actuales e hiperconectados aprecian los contenidos personalizados. Esta segmentación dará una idea de cómo comunicarse con los clientes</w:t>
+            </w:r>
+            <w:r>
+              <w:t xml:space="preserve">, </w:t>
+            </w:r>
+            <w:r>
+              <w:t>muestra el patrón de conducta y consumo de los clientes al navegar por el sitio.</w:t>
+            </w:r>
+          </w:p>
+          <w:p>
+            <w:r>
+              <w:t xml:space="preserve">En la actualidad existen herramientas tecnológicas que permiten ver toda esta información con un solo clic, como el CRM de Simla.com. Conocer el comportamiento </w:t>
+            </w:r>
+            <w:r>
+              <w:rPr>
+                <w:rStyle w:val="Extranjerismo"/>
+              </w:rPr>
+              <w:t xml:space="preserve">online </w:t>
+            </w:r>
+            <w:r>
+              <w:t xml:space="preserve">de los clientes permite saber hacia dónde llevar los esfuerzos de </w:t>
+            </w:r>
+            <w:r>
+              <w:rPr>
+                <w:rStyle w:val="Extranjerismo"/>
+              </w:rPr>
+              <w:t>marketing.</w:t>
+            </w:r>
+          </w:p>
+          <w:p>
+            <w:r>
+              <w:t xml:space="preserve">Esta segmentación se especifica así: dispositivo por el cual el cliente interactúa, motores de búsqueda, horarios y frecuencia de conexión, </w:t>
+            </w:r>
+            <w:r>
+              <w:rPr>
+                <w:rStyle w:val="Extranjerismo"/>
+              </w:rPr>
+              <w:t>ticket</w:t>
+            </w:r>
+            <w:r>
+              <w:t xml:space="preserve"> promedio, formas de pago, tipos de interacción, etcétera.</w:t>
+            </w:r>
+          </w:p>
+          <w:p>
+            <w:r>
+              <w:t>Prospección del cliente</w:t>
+            </w:r>
+          </w:p>
+          <w:p>
+            <w:r>
+              <w:t xml:space="preserve">Es el conjunto de acciones digitales, ya sea en redes sociales como Facebook o Instagram. También se puede tener esta publicidad en YouTube. </w:t>
+            </w:r>
+            <w:r>
+              <w:t>E</w:t>
+            </w:r>
+            <w:r>
+              <w:t>strategias por las cuales una empresa elige a sus potenciales clientes para así ponerse en contacto con ellos y ofrecerles un producto o servicio.</w:t>
+            </w:r>
+          </w:p>
+          <w:p>
+            <w:r>
+              <w:t>Si el prospecto cumple con los criterios, se convierte en cliente calificado para el desarrollo de la estrategia.</w:t>
+            </w:r>
+          </w:p>
+        </w:tc>
+      </w:tr>
+    </w:tbl>
+    <w:p>
+      <w:pPr>
+        <w:rPr>
+          <w:lang w:val="es-419" w:eastAsia="es-CO"/>
+        </w:rPr>
+      </w:pPr>
+    </w:p>
+    <w:p>
+      <w:pPr>
+        <w:rPr>
+          <w:lang w:val="es-419" w:eastAsia="es-CO"/>
+        </w:rPr>
+      </w:pPr>
+      <w:r>
+        <w:rPr>
+          <w:lang w:val="es-419" w:eastAsia="es-CO"/>
+        </w:rPr>
+        <w:lastRenderedPageBreak/>
         <w:t>En este contexto, la siguiente figura presenta el proceso de segmentación y perfilado de audiencias como base para la toma de decisiones en la comunicación digital, mostrando cómo la identificación de los diferentes públicos facilita la definición de contenidos, plataformas y estrategias de interacción acordes con sus características:</w:t>
       </w:r>
     </w:p>
     <w:p>
       <w:pPr>
-        <w:spacing w:before="0" w:after="160" w:line="259" w:lineRule="auto"/>
-        <w:ind w:firstLine="0"/>
-        <w:rPr>
-          <w:lang w:val="es-419" w:eastAsia="es-CO"/>
-        </w:rPr>
-      </w:pPr>
-      <w:r>
-        <w:rPr>
-          <w:lang w:val="es-419" w:eastAsia="es-CO"/>
-        </w:rPr>
-        <w:br w:type="page"/>
-      </w:r>
-    </w:p>
-    <w:p>
-      <w:pPr>
         <w:pStyle w:val="Figura"/>
         <w:rPr>
           <w:lang w:val="es-419"/>
@@ -7104,7 +7402,6 @@
         <w:rPr>
           <w:lang w:val="es-419"/>
         </w:rPr>
-        <w:lastRenderedPageBreak/>
         <w:t>Segmentación y perfilado de audiencias</w:t>
       </w:r>
     </w:p>
@@ -7137,7 +7434,7 @@
                     </pic:cNvPicPr>
                   </pic:nvPicPr>
                   <pic:blipFill>
-                    <a:blip r:embed="rId19">
+                    <a:blip r:embed="rId20">
                       <a:extLst>
                         <a:ext uri="{28A0092B-C50C-407E-A947-70E740481C1C}">
                           <a14:useLocalDpi xmlns:a14="http://schemas.microsoft.com/office/drawing/2010/main" val="0"/>
@@ -7286,6 +7583,7 @@
           <w:bCs/>
           <w:lang w:val="es-419" w:eastAsia="es-CO"/>
         </w:rPr>
+        <w:lastRenderedPageBreak/>
         <w:t>Estudiantes</w:t>
       </w:r>
     </w:p>
@@ -7362,7 +7660,6 @@
           <w:bCs/>
           <w:lang w:val="es-419" w:eastAsia="es-CO"/>
         </w:rPr>
-        <w:lastRenderedPageBreak/>
         <w:t>Público general</w:t>
       </w:r>
     </w:p>
@@ -7775,6 +8072,7 @@
           <w:bCs/>
           <w:lang w:val="es-419" w:eastAsia="es-CO"/>
         </w:rPr>
+        <w:lastRenderedPageBreak/>
         <w:t>Comunidades patrimoniales</w:t>
       </w:r>
     </w:p>
@@ -7855,7 +8153,6 @@
         <w:rPr>
           <w:lang w:val="es-419" w:eastAsia="es-CO"/>
         </w:rPr>
-        <w:lastRenderedPageBreak/>
         <w:t xml:space="preserve">Nivel: intermedio. </w:t>
       </w:r>
     </w:p>
@@ -8079,7 +8376,7 @@
       <w:pPr>
         <w:pStyle w:val="Ttulo2"/>
       </w:pPr>
-      <w:bookmarkStart w:id="13" w:name="_Toc237264901"/>
+      <w:bookmarkStart w:id="13" w:name="_Toc238558296"/>
       <w:r>
         <w:t>Comportamientos e intereses de los públicos digitales</w:t>
       </w:r>
@@ -8108,6 +8405,7 @@
         <w:rPr>
           <w:lang w:val="es-419" w:eastAsia="es-CO"/>
         </w:rPr>
+        <w:lastRenderedPageBreak/>
         <w:t>Para analizar a los públicos virtuales, se deben diferenciar los conceptos de comportamiento digital e intereses temáticos:</w:t>
       </w:r>
     </w:p>
@@ -8148,14 +8446,7 @@
         <w:rPr>
           <w:lang w:val="es-419" w:eastAsia="es-CO"/>
         </w:rPr>
-        <w:t xml:space="preserve">ace referencia al conjunto de acciones ejecutadas por los usuarios al interactuar con las plataformas, tales como </w:t>
-      </w:r>
-      <w:r>
-        <w:rPr>
-          <w:lang w:val="es-419" w:eastAsia="es-CO"/>
-        </w:rPr>
-        <w:lastRenderedPageBreak/>
-        <w:t>la consulta de publicaciones, la reproducción de videos, la descarga de materiales pedagógicos o la retroalimentación mediante comentarios y reacciones. Mediante su análisis es posible identificar patrones de uso.</w:t>
+        <w:t>ace referencia al conjunto de acciones ejecutadas por los usuarios al interactuar con las plataformas, tales como la consulta de publicaciones, la reproducción de videos, la descarga de materiales pedagógicos o la retroalimentación mediante comentarios y reacciones. Mediante su análisis es posible identificar patrones de uso.</w:t>
       </w:r>
     </w:p>
     <w:p>
@@ -8222,7 +8513,7 @@
       <w:pPr>
         <w:pStyle w:val="Ttulo2"/>
       </w:pPr>
-      <w:bookmarkStart w:id="14" w:name="_Toc237264902"/>
+      <w:bookmarkStart w:id="14" w:name="_Toc238558297"/>
       <w:r>
         <w:t>Estructura de las comunidades virtuales</w:t>
       </w:r>
@@ -8238,7 +8529,26 @@
         <w:rPr>
           <w:lang w:val="es-419" w:eastAsia="es-CO"/>
         </w:rPr>
-        <w:t>Las comunidades virtuales se conforman a partir de personas que comparten intereses, experiencias o temas de interés común y mantienen relaciones de intercambio mediante plataformas digitales. En el escenario cultural, estas comunidades suelen desarrollarse alrededor de museos, proyectos patrimoniales, iniciativas de memoria, colecciones o procesos de divulgación.</w:t>
+        <w:t>Las comunidades virtuales se conforman a partir de personas que comparten intereses, experiencias o temas comunes</w:t>
+      </w:r>
+      <w:r>
+        <w:rPr>
+          <w:lang w:val="es-419" w:eastAsia="es-CO"/>
+        </w:rPr>
+        <w:t xml:space="preserve"> </w:t>
+      </w:r>
+      <w:r>
+        <w:rPr>
+          <w:lang w:val="es-419" w:eastAsia="es-CO"/>
+        </w:rPr>
+        <w:t xml:space="preserve">y mantienen relaciones de intercambio mediante plataformas digitales. En el escenario cultural, estas comunidades suelen </w:t>
+      </w:r>
+      <w:r>
+        <w:rPr>
+          <w:lang w:val="es-419" w:eastAsia="es-CO"/>
+        </w:rPr>
+        <w:lastRenderedPageBreak/>
+        <w:t>desarrollarse alrededor de museos, proyectos patrimoniales, iniciativas de memoria, colecciones o procesos de divulgación.</w:t>
       </w:r>
     </w:p>
     <w:p>
@@ -8271,7 +8581,6 @@
           <w:bCs/>
           <w:lang w:val="es-419" w:eastAsia="es-CO"/>
         </w:rPr>
-        <w:lastRenderedPageBreak/>
         <w:t>Intereses compartidos:</w:t>
       </w:r>
       <w:r>
@@ -8453,7 +8762,7 @@
       <w:pPr>
         <w:pStyle w:val="Ttulo2"/>
       </w:pPr>
-      <w:bookmarkStart w:id="15" w:name="_Toc237264903"/>
+      <w:bookmarkStart w:id="15" w:name="_Toc238558298"/>
       <w:r>
         <w:t>Roles y dinámicas de interacción en comunidades digitales</w:t>
       </w:r>
@@ -8482,6 +8791,7 @@
         <w:rPr>
           <w:lang w:val="es-419" w:eastAsia="es-CO"/>
         </w:rPr>
+        <w:lastRenderedPageBreak/>
         <w:t>Dentro de las funciones principales de una comunidad se identifican las siguientes:</w:t>
       </w:r>
     </w:p>
@@ -8502,7 +8812,6 @@
           <w:bCs/>
           <w:lang w:val="es-419" w:eastAsia="es-CO"/>
         </w:rPr>
-        <w:lastRenderedPageBreak/>
         <w:t>Coordinación o moderación</w:t>
       </w:r>
       <w:r>
@@ -8715,7 +9024,7 @@
                     </pic:cNvPicPr>
                   </pic:nvPicPr>
                   <pic:blipFill>
-                    <a:blip r:embed="rId20">
+                    <a:blip r:embed="rId21">
                       <a:extLst>
                         <a:ext uri="{28A0092B-C50C-407E-A947-70E740481C1C}">
                           <a14:useLocalDpi xmlns:a14="http://schemas.microsoft.com/office/drawing/2010/main" val="0"/>
@@ -9285,12 +9594,26 @@
           </w:tcPr>
           <w:p>
             <w:r>
-              <w:t>Hombre: construyendo comunidades digitales alrededor del patrimonio cultural.</w:t>
+              <w:rPr>
+                <w:b/>
+                <w:bCs/>
+              </w:rPr>
+              <w:t>Hombre:</w:t>
+            </w:r>
+            <w:r>
+              <w:t xml:space="preserve"> construyendo comunidades digitales alrededor del patrimonio cultural.</w:t>
             </w:r>
           </w:p>
           <w:p>
             <w:r>
-              <w:t xml:space="preserve">Mujer: ¡bienvenidos a este espacio formativo! Hoy hablaremos sobre cómo las redes sociales pueden convertirse en mucho más que un canal para publicar </w:t>
+              <w:rPr>
+                <w:b/>
+                <w:bCs/>
+              </w:rPr>
+              <w:t>Mujer:</w:t>
+            </w:r>
+            <w:r>
+              <w:t xml:space="preserve"> ¡bienvenidos a este espacio formativo! Hoy hablaremos sobre cómo las redes sociales pueden convertirse en mucho más que un canal para publicar </w:t>
             </w:r>
             <w:r>
               <w:lastRenderedPageBreak/>
@@ -9299,76 +9622,145 @@
           </w:p>
           <w:p>
             <w:r>
-              <w:t>Hombre: para entenderlo, imaginemos una situación: un museo publica en sus redes sociales una fotografía antigua de la plaza principal de un municipio y hace una pregunta sencilla: ¿qué recuerdos o historias les inspira esta imagen?</w:t>
+              <w:rPr>
+                <w:b/>
+                <w:bCs/>
+              </w:rPr>
+              <w:t>Hombre:</w:t>
+            </w:r>
+            <w:r>
+              <w:t xml:space="preserve"> para entenderlo, imaginemos una situación: un museo publica en sus redes sociales una fotografía antigua de la plaza principal de un municipio y hace una pregunta sencilla: ¿qué recuerdos o historias les inspira esta imagen?</w:t>
             </w:r>
           </w:p>
           <w:p>
             <w:r>
-              <w:t>Mujer: la respuesta de la comunidad no tarda en llegar. Decenas de personas comienzan a comentar, compartir fotografías familiares y contar anécdotas que han escuchado de sus abuelos. Lo que empezó como una publicación informativa se convierte rápidamente en una conversación colectiva.</w:t>
+              <w:rPr>
+                <w:b/>
+                <w:bCs/>
+              </w:rPr>
+              <w:t>Mujer:</w:t>
+            </w:r>
+            <w:r>
+              <w:t xml:space="preserve"> la respuesta de la comunidad no tarda en llegar. Decenas de personas comienzan a comentar, compartir fotografías familiares y contar anécdotas que han escuchado de sus abuelos. Lo que empezó como una publicación informativa se convierte rápidamente en una conversación colectiva.</w:t>
             </w:r>
           </w:p>
           <w:p>
             <w:r>
-              <w:t>Hombre: al observar esta participación, el equipo del museo entiende que la comunicación no debe quedarse en una sola dirección. Por eso responde a los comentarios, agradece los aportes e invita a la comunidad a seguir compartiendo nuevas imágenes, recuerdos e historias relacionadas con el patrimonio cultural.</w:t>
+              <w:rPr>
+                <w:b/>
+                <w:bCs/>
+              </w:rPr>
+              <w:t>Hombre:</w:t>
+            </w:r>
+            <w:r>
+              <w:t xml:space="preserve"> al observar esta participación, el equipo del museo entiende que la comunicación no debe quedarse en una sola dirección. Por eso responde a los comentarios, agradece los aportes e invita a la comunidad a seguir compartiendo nuevas imágenes, recuerdos e historias relacionadas con el patrimonio cultural.</w:t>
             </w:r>
           </w:p>
           <w:p>
             <w:r>
-              <w:t>Mujer: poco a poco, más personas se suman a la iniciativa. Cada fotografía, cada relato y cada comentario aporta una nueva perspectiva sobre la historia del lugar, enriqueciendo la información disponible y fortaleciendo el intercambio de conocimientos.</w:t>
+              <w:rPr>
+                <w:b/>
+                <w:bCs/>
+              </w:rPr>
+              <w:t>Mujer:</w:t>
+            </w:r>
+            <w:r>
+              <w:t xml:space="preserve"> poco a poco, más personas se suman a la iniciativa. Cada fotografía, cada relato y cada comentario aporta una nueva perspectiva sobre la historia del lugar, enriqueciendo la información disponible y fortaleciendo el intercambio de conocimientos.</w:t>
             </w:r>
           </w:p>
           <w:p>
             <w:r>
-              <w:t>Hombre: y esto nos lleva a algo muy importante: cuando las publicaciones dejan de ser únicamente un medio para difundir contenidos pueden empezar a funcionar como un espacio de diálogo, colaboración y aprendizaje compartido.</w:t>
+              <w:rPr>
+                <w:b/>
+                <w:bCs/>
+              </w:rPr>
+              <w:t>Hombre:</w:t>
+            </w:r>
+            <w:r>
+              <w:t xml:space="preserve"> y esto nos lleva a algo muy importante: cuando las publicaciones dejan de ser únicamente un medio para difundir contenidos pueden empezar a funcionar como un espacio de diálogo, colaboración y aprendizaje compartido.</w:t>
             </w:r>
           </w:p>
           <w:p>
             <w:r>
+              <w:rPr>
+                <w:b/>
+                <w:bCs/>
+              </w:rPr>
               <w:lastRenderedPageBreak/>
-              <w:t>Mujer: y esa interacción constante fortalece la confianza entre la institución y la comunidad. Además, motiva la participación, genera sentido de pertenencia y favorece la construcción de una comunidad digital comprometida con la preservación y divulgación de la memoria colectiva.</w:t>
+              <w:t>Mujer:</w:t>
+            </w:r>
+            <w:r>
+              <w:t xml:space="preserve"> y esa interacción constante fortalece la confianza entre la institución y la comunidad. Además, motiva la participación, genera sentido de pertenencia y favorece la construcción de una comunidad digital comprometida con la preservación y divulgación de la memoria colectiva.</w:t>
             </w:r>
           </w:p>
           <w:p>
             <w:r>
-              <w:t>Hombre: por eso, este ejemplo nos demuestra que construir comunidades digitales no consiste simplemente en publicar contenidos con frecuencia. El verdadero objetivo es promover conversaciones, escuchar a las audiencias y reconocer el valor de sus aportes.</w:t>
+              <w:rPr>
+                <w:b/>
+                <w:bCs/>
+              </w:rPr>
+              <w:t>Hombre:</w:t>
+            </w:r>
+            <w:r>
+              <w:t xml:space="preserve"> por eso, este ejemplo nos demuestra que construir comunidades digitales no consiste simplemente en publicar contenidos con frecuencia. El verdadero objetivo es promover conversaciones, escuchar a las audiencias y reconocer el valor de sus aportes.</w:t>
             </w:r>
           </w:p>
           <w:p>
             <w:r>
+              <w:rPr>
+                <w:b/>
+                <w:bCs/>
+              </w:rPr>
               <w:t>Mujer</w:t>
             </w:r>
             <w:r>
+              <w:rPr>
+                <w:b/>
+                <w:bCs/>
+              </w:rPr>
               <w:tab/>
-              <w:t>: porque cuando las personas sienten que sus experiencias, conocimientos e historias son valorados, participan con mayor interés y contribuyen de forma activa a la construcción de contenidos que fortalecen el patrimonio cultural.</w:t>
+              <w:t>:</w:t>
+            </w:r>
+            <w:r>
+              <w:t xml:space="preserve"> porque cuando las personas sienten que sus experiencias, conocimientos e historias son valorados, participan con mayor interés y contribuyen de forma activa a la construcción de contenidos que fortalecen el patrimonio cultural.</w:t>
             </w:r>
           </w:p>
           <w:p>
             <w:r>
-              <w:t>Hombre: y las redes sociales se convierten en espacios de encuentro donde instituciones y ciudadanía colaboran para preservar la memoria colectiva, compartir conocimientos y mantener vivo el patrimonio cultural mediante la participación.</w:t>
+              <w:rPr>
+                <w:b/>
+                <w:bCs/>
+              </w:rPr>
+              <w:t>Hombre:</w:t>
+            </w:r>
+            <w:r>
+              <w:t xml:space="preserve"> y las redes sociales se convierten en espacios de encuentro donde instituciones y ciudadanía colaboran para preservar la memoria colectiva, compartir conocimientos y mantener vivo el patrimonio cultural mediante la participación.</w:t>
             </w:r>
           </w:p>
           <w:p>
             <w:r>
+              <w:rPr>
+                <w:b/>
+                <w:bCs/>
+              </w:rPr>
               <w:t>Mujer</w:t>
             </w:r>
             <w:r>
+              <w:rPr>
+                <w:b/>
+                <w:bCs/>
+              </w:rPr>
               <w:tab/>
-              <w:t>: gracias por acompañarnos, ¡nos escuchamos en un próximo encuentro!</w:t>
+              <w:t>:</w:t>
+            </w:r>
+            <w:r>
+              <w:t xml:space="preserve"> gracias por acompañarnos, ¡nos escuchamos en un próximo encuentro!</w:t>
             </w:r>
           </w:p>
         </w:tc>
       </w:tr>
     </w:tbl>
-    <w:p>
-      <w:pPr>
-        <w:pStyle w:val="Ttulo1"/>
-        <w:numPr>
-          <w:ilvl w:val="0"/>
-          <w:numId w:val="0"/>
-        </w:numPr>
-        <w:ind w:left="360"/>
-      </w:pPr>
-    </w:p>
+    <w:p/>
     <w:p>
       <w:pPr>
         <w:spacing w:before="0" w:after="160" w:line="259" w:lineRule="auto"/>
@@ -9393,7 +9785,7 @@
       <w:pPr>
         <w:pStyle w:val="Ttulo1"/>
       </w:pPr>
-      <w:bookmarkStart w:id="16" w:name="_Toc237264904"/>
+      <w:bookmarkStart w:id="16" w:name="_Toc238558299"/>
       <w:r>
         <w:lastRenderedPageBreak/>
         <w:t>Protocolos e interacción en entornos digitales</w:t>
@@ -9424,7 +9816,7 @@
       <w:pPr>
         <w:pStyle w:val="Ttulo2"/>
       </w:pPr>
-      <w:bookmarkStart w:id="17" w:name="_Toc237264905"/>
+      <w:bookmarkStart w:id="17" w:name="_Toc238558300"/>
       <w:r>
         <w:t>Protocolos de comunicación digital</w:t>
       </w:r>
@@ -9501,7 +9893,7 @@
       <w:pPr>
         <w:pStyle w:val="Ttulo2"/>
       </w:pPr>
-      <w:bookmarkStart w:id="18" w:name="_Toc237264906"/>
+      <w:bookmarkStart w:id="18" w:name="_Toc238558301"/>
       <w:r>
         <w:t>Tipos de interacción en plataformas digitales</w:t>
       </w:r>
@@ -10318,7 +10710,7 @@
       <w:pPr>
         <w:pStyle w:val="Ttulo2"/>
       </w:pPr>
-      <w:bookmarkStart w:id="19" w:name="_Toc237264907"/>
+      <w:bookmarkStart w:id="19" w:name="_Toc238558302"/>
       <w:r>
         <w:t>Normas de convivencia y netiqueta</w:t>
       </w:r>
@@ -10420,7 +10812,19 @@
         <w:rPr>
           <w:lang w:val="es-419" w:eastAsia="es-CO"/>
         </w:rPr>
-        <w:t>mplican evitar mensajes ofensivos, expresiones discriminatorias, comentarios de odio, la difusión de información falsa o no verificada, el uso de lenguaje agresivo o provocador, la divulgación de datos personales sin autorización, el acoso digital, el spam y cualquier comportamiento que dificulte la participación equitativa, genere conflictos o afecte el desarrollo respetuoso de las interacciones en los entornos digitales.</w:t>
+        <w:t>mplican evitar mensajes ofensivos, expresiones discriminatorias, comentarios de odio, la difusión de información falsa o no verificada, el uso de lenguaje agresivo o provocador, la divulgación de datos personales sin autorización, el acoso digital, el</w:t>
+      </w:r>
+      <w:r>
+        <w:rPr>
+          <w:rStyle w:val="Extranjerismo"/>
+        </w:rPr>
+        <w:t xml:space="preserve"> spam</w:t>
+      </w:r>
+      <w:r>
+        <w:rPr>
+          <w:lang w:val="es-419" w:eastAsia="es-CO"/>
+        </w:rPr>
+        <w:t xml:space="preserve"> y cualquier comportamiento que dificulte la participación equitativa, genere conflictos o afecte el desarrollo respetuoso de las interacciones en los entornos digitales.</w:t>
       </w:r>
     </w:p>
     <w:p>
@@ -10446,613 +10850,44 @@
         <w:rPr>
           <w:lang w:val="es-419" w:eastAsia="es-CO"/>
         </w:rPr>
-        <w:t xml:space="preserve">Para ampliar los conceptos sobre la netiqueta en medios digitales, se invita a consultar el siguiente video, en el que un experto en el área explica de manera clara los </w:t>
-      </w:r>
-      <w:r>
-        <w:rPr>
-          <w:lang w:val="es-419" w:eastAsia="es-CO"/>
-        </w:rPr>
+        <w:t>Para ampliar los conceptos sobre la netiqueta en medios digitales, se invita a consultar el siguiente video, en el que un experto en el área explica de manera clara los principales aspectos y recomendaciones relacionados con esta importante temática:</w:t>
+      </w:r>
+      <w:r>
+        <w:rPr>
+          <w:lang w:val="es-419" w:eastAsia="es-CO"/>
+        </w:rPr>
+        <w:t xml:space="preserve"> </w:t>
+      </w:r>
+    </w:p>
+    <w:p>
+      <w:pPr>
+        <w:pStyle w:val="Video"/>
+      </w:pPr>
+      <w:r>
         <w:lastRenderedPageBreak/>
-        <w:t>principales aspectos y recomendaciones relacionados con esta importante temática:</w:t>
-      </w:r>
-      <w:r>
-        <w:rPr>
-          <w:lang w:val="es-419" w:eastAsia="es-CO"/>
-        </w:rPr>
-        <w:t xml:space="preserve"> </w:t>
-      </w:r>
-      <w:hyperlink r:id="rId21" w:history="1">
-        <w:r>
-          <w:rPr>
-            <w:rStyle w:val="Hipervnculo"/>
-            <w:lang w:val="es-419" w:eastAsia="es-CO"/>
-          </w:rPr>
-          <w:t>https://www.youtube.com/watch?v=nETS1sXMKbw</w:t>
-        </w:r>
-      </w:hyperlink>
-      <w:r>
-        <w:rPr>
-          <w:lang w:val="es-419" w:eastAsia="es-CO"/>
-        </w:rPr>
-        <w:t xml:space="preserve"> </w:t>
-      </w:r>
-    </w:p>
-    <w:p>
-      <w:pPr>
-        <w:rPr>
-          <w:lang w:val="es-419" w:eastAsia="es-CO"/>
-        </w:rPr>
-      </w:pPr>
-    </w:p>
-    <w:p>
-      <w:pPr>
-        <w:pStyle w:val="Ttulo2"/>
-      </w:pPr>
-      <w:bookmarkStart w:id="20" w:name="_Toc237264908"/>
-      <w:r>
-        <w:t>Gestión de conversaciones y atención a usuarios</w:t>
-      </w:r>
-      <w:bookmarkEnd w:id="20"/>
-    </w:p>
-    <w:p>
-      <w:pPr>
-        <w:rPr>
-          <w:lang w:val="es-419" w:eastAsia="es-CO"/>
-        </w:rPr>
-      </w:pPr>
-      <w:r>
-        <w:rPr>
-          <w:lang w:val="es-419" w:eastAsia="es-CO"/>
-        </w:rPr>
-        <w:t>Los canales digitales de las instituciones culturales funcionan como espacios para difundir información y como escenarios de interacción donde las personas realizan consultas, comparten opiniones y participan en conversaciones relacionadas con el patrimonio. Es así como la gestión de conversaciones forma parte de la comunicación institucional y permite mantener espacios de interacción con las audiencias.</w:t>
-      </w:r>
-    </w:p>
-    <w:p>
-      <w:pPr>
-        <w:rPr>
-          <w:lang w:val="es-419" w:eastAsia="es-CO"/>
-        </w:rPr>
-      </w:pPr>
-      <w:r>
-        <w:rPr>
-          <w:lang w:val="es-419" w:eastAsia="es-CO"/>
-        </w:rPr>
-        <w:t>En la atención a los usuarios se requiere realizar un seguimiento constante de los diferentes espacios de interacción para identificar necesidades de información, temas de interés y oportunidades de participación. Este proceso facilita la respuesta oportuna a las inquietudes de las audiencias y proporciona información útil para ajustar contenidos, servicios y actividades de acuerdo con las dinámicas observadas en los entornos digitales.</w:t>
-      </w:r>
-    </w:p>
-    <w:p>
-      <w:pPr>
-        <w:rPr>
-          <w:lang w:val="es-419" w:eastAsia="es-CO"/>
-        </w:rPr>
-      </w:pPr>
-      <w:r>
-        <w:rPr>
-          <w:lang w:val="es-419" w:eastAsia="es-CO"/>
-        </w:rPr>
-        <w:t>Para desarrollar una gestión adecuada de las conversaciones, es recomendable establecer criterios claros de actuación, entre ellos:</w:t>
-      </w:r>
-    </w:p>
-    <w:p>
-      <w:pPr>
-        <w:pStyle w:val="Prrafodelista"/>
-        <w:numPr>
-          <w:ilvl w:val="0"/>
-          <w:numId w:val="47"/>
-        </w:numPr>
-        <w:rPr>
-          <w:lang w:val="es-419" w:eastAsia="es-CO"/>
-        </w:rPr>
-      </w:pPr>
-      <w:r>
-        <w:rPr>
-          <w:b/>
-          <w:bCs/>
-          <w:lang w:val="es-419" w:eastAsia="es-CO"/>
-        </w:rPr>
-        <w:t>Monitoreo permanente de los canales digitales:</w:t>
-      </w:r>
-      <w:r>
-        <w:rPr>
-          <w:b/>
-          <w:bCs/>
-          <w:lang w:val="es-419" w:eastAsia="es-CO"/>
-        </w:rPr>
-        <w:t xml:space="preserve"> </w:t>
-      </w:r>
-      <w:r>
-        <w:rPr>
-          <w:lang w:val="es-419" w:eastAsia="es-CO"/>
-        </w:rPr>
-        <w:t>p</w:t>
-      </w:r>
-      <w:r>
-        <w:rPr>
-          <w:lang w:val="es-419" w:eastAsia="es-CO"/>
-        </w:rPr>
-        <w:t>ermite identificar preguntas frecuentes, comentarios relevantes y situaciones que requieren atención institucional. Además, facilita el seguimiento de las conversaciones, el análisis de las tendencias de participación y la detección temprana de necesidades o inquietudes de las audiencias para orientar acciones de mejora.</w:t>
-      </w:r>
-    </w:p>
-    <w:p>
-      <w:pPr>
-        <w:pStyle w:val="Prrafodelista"/>
-        <w:numPr>
-          <w:ilvl w:val="0"/>
-          <w:numId w:val="47"/>
-        </w:numPr>
-        <w:rPr>
-          <w:lang w:val="es-419" w:eastAsia="es-CO"/>
-        </w:rPr>
-      </w:pPr>
-      <w:r>
-        <w:rPr>
-          <w:b/>
-          <w:bCs/>
-          <w:lang w:val="es-419" w:eastAsia="es-CO"/>
-        </w:rPr>
-        <w:lastRenderedPageBreak/>
-        <w:t>Respuesta oportuna a las consultas:</w:t>
-      </w:r>
-      <w:r>
-        <w:rPr>
-          <w:b/>
-          <w:bCs/>
-          <w:lang w:val="es-419" w:eastAsia="es-CO"/>
-        </w:rPr>
-        <w:t xml:space="preserve"> </w:t>
-      </w:r>
-      <w:r>
-        <w:rPr>
-          <w:lang w:val="es-419" w:eastAsia="es-CO"/>
-        </w:rPr>
-        <w:t>f</w:t>
-      </w:r>
-      <w:r>
-        <w:rPr>
-          <w:lang w:val="es-419" w:eastAsia="es-CO"/>
-        </w:rPr>
-        <w:t>avorece una comunicación más cercana con las audiencias y contribuye a mejorar la experiencia de los usuarios. Responder con claridad, precisión y dentro de tiempos razonables fortalece la confianza en la institución, promueve la participación continua y demuestra compromiso con la atención de los diferentes públicos.</w:t>
-      </w:r>
-    </w:p>
-    <w:p>
-      <w:pPr>
-        <w:pStyle w:val="Prrafodelista"/>
-        <w:numPr>
-          <w:ilvl w:val="0"/>
-          <w:numId w:val="47"/>
-        </w:numPr>
-        <w:rPr>
-          <w:lang w:val="es-419" w:eastAsia="es-CO"/>
-        </w:rPr>
-      </w:pPr>
-      <w:r>
-        <w:rPr>
-          <w:b/>
-          <w:bCs/>
-          <w:lang w:val="es-419" w:eastAsia="es-CO"/>
-        </w:rPr>
-        <w:t>Moderación de las interacciones:</w:t>
-      </w:r>
-      <w:r>
-        <w:rPr>
-          <w:b/>
-          <w:bCs/>
-          <w:lang w:val="es-419" w:eastAsia="es-CO"/>
-        </w:rPr>
-        <w:t xml:space="preserve"> </w:t>
-      </w:r>
-      <w:r>
-        <w:rPr>
-          <w:lang w:val="es-419" w:eastAsia="es-CO"/>
-        </w:rPr>
-        <w:t>a</w:t>
-      </w:r>
-      <w:r>
-        <w:rPr>
-          <w:lang w:val="es-419" w:eastAsia="es-CO"/>
-        </w:rPr>
-        <w:t>yuda a gestionar mensajes inapropiados, información errónea o situaciones que puedan afectar el desarrollo adecuado de los espacios de participación. También contribuye a mantener un ambiente respetuoso, prevenir conflictos entre los usuarios y garantizar que las conversaciones se desarrollen de acuerdo con las normas de convivencia establecidas.</w:t>
-      </w:r>
-    </w:p>
-    <w:p>
-      <w:pPr>
-        <w:pStyle w:val="Prrafodelista"/>
-        <w:numPr>
-          <w:ilvl w:val="0"/>
-          <w:numId w:val="47"/>
-        </w:numPr>
-        <w:rPr>
-          <w:lang w:val="es-419" w:eastAsia="es-CO"/>
-        </w:rPr>
-      </w:pPr>
-      <w:r>
-        <w:rPr>
-          <w:b/>
-          <w:bCs/>
-          <w:lang w:val="es-419" w:eastAsia="es-CO"/>
-        </w:rPr>
-        <w:t>Canalización de consultas especializadas:</w:t>
-      </w:r>
-      <w:r>
-        <w:rPr>
-          <w:b/>
-          <w:bCs/>
-          <w:lang w:val="es-419" w:eastAsia="es-CO"/>
-        </w:rPr>
-        <w:t xml:space="preserve"> </w:t>
-      </w:r>
-      <w:r>
-        <w:rPr>
-          <w:lang w:val="es-419" w:eastAsia="es-CO"/>
-        </w:rPr>
-        <w:t>f</w:t>
-      </w:r>
-      <w:r>
-        <w:rPr>
-          <w:lang w:val="es-419" w:eastAsia="es-CO"/>
-        </w:rPr>
-        <w:t>acilita la remisión de solicitudes a las áreas responsables cuando se requiere información técnica relacionada con colecciones, investigación, educación o conservación. Este procedimiento asegura respuestas fundamentadas, evita la desinformación y permite que cada inquietud sea atendida por el personal con los conocimientos y competencias correspondientes.</w:t>
-      </w:r>
-    </w:p>
-    <w:p>
-      <w:pPr>
-        <w:rPr>
-          <w:lang w:val="es-419" w:eastAsia="es-CO"/>
-        </w:rPr>
-      </w:pPr>
-      <w:r>
-        <w:rPr>
-          <w:lang w:val="es-419" w:eastAsia="es-CO"/>
-        </w:rPr>
-        <w:t>En los museos y demás instituciones culturales, las consultas suelen estar relacionadas con actividades, exposiciones, servicios educativos, acceso a colecciones, eventos culturales o recursos disponibles en línea. La calidad de la atención influye directamente en la percepción que las personas construyen sobre la organización y en su disposición para continuar participando en los espacios digitales.</w:t>
-      </w:r>
-    </w:p>
-    <w:p>
-      <w:pPr>
-        <w:rPr>
-          <w:lang w:val="es-419" w:eastAsia="es-CO"/>
-        </w:rPr>
-      </w:pPr>
-      <w:r>
-        <w:rPr>
-          <w:lang w:val="es-419" w:eastAsia="es-CO"/>
-        </w:rPr>
-        <w:lastRenderedPageBreak/>
-        <w:t>Además de resolver inquietudes, el análisis de las interacciones proporciona información útil sobre los intereses de las audiencias, los temas que generan mayor participación y las necesidades de información más recurrentes. Estos elementos pueden servir como insumo para fortalecer futuras estrategias de comunicación y mejorar la gestión de los espacios digitales.</w:t>
-      </w:r>
-    </w:p>
-    <w:p>
-      <w:pPr>
-        <w:spacing w:before="0" w:after="160" w:line="259" w:lineRule="auto"/>
+        <w:t>Netiqueta y comunicación en medios digitales</w:t>
+      </w:r>
+    </w:p>
+    <w:p>
+      <w:pPr>
         <w:ind w:firstLine="0"/>
-        <w:rPr>
-          <w:lang w:val="es-419" w:eastAsia="es-CO"/>
-        </w:rPr>
-      </w:pPr>
-      <w:r>
-        <w:rPr>
-          <w:lang w:val="es-419" w:eastAsia="es-CO"/>
-        </w:rPr>
-        <w:br w:type="page"/>
-      </w:r>
-    </w:p>
-    <w:p>
-      <w:pPr>
-        <w:pStyle w:val="Ttulo1"/>
-      </w:pPr>
-      <w:bookmarkStart w:id="21" w:name="_Toc237264909"/>
-      <w:r>
-        <w:lastRenderedPageBreak/>
-        <w:t>Administración de contenidos para museos e instituciones culturales</w:t>
-      </w:r>
-      <w:bookmarkEnd w:id="21"/>
-    </w:p>
-    <w:p>
-      <w:pPr>
-        <w:rPr>
-          <w:lang w:val="es-419" w:eastAsia="es-CO"/>
-        </w:rPr>
-      </w:pPr>
-      <w:r>
-        <w:rPr>
-          <w:lang w:val="es-419" w:eastAsia="es-CO"/>
-        </w:rPr>
-        <w:t>La comunicación en los entornos digitales requiere la aplicación de lineamientos que orienten la publicación de contenidos y la interacción con las audiencias. Estos criterios favorecen una gestión organizada de los canales institucionales, promueven la participación respetuosa y fortalecen la relación entre las instituciones culturales y sus públicos. En este tema se presentan los protocolos de comunicación digital, los tipos de interacción en las plataformas, las normas de convivencia y netiqueta, así como los principios básicos para la gestión de conversaciones y la atención a los usuarios.</w:t>
-      </w:r>
-    </w:p>
-    <w:p>
-      <w:pPr>
-        <w:rPr>
-          <w:lang w:val="es-419" w:eastAsia="es-CO"/>
-        </w:rPr>
-      </w:pPr>
-    </w:p>
-    <w:p>
-      <w:pPr>
-        <w:pStyle w:val="Ttulo2"/>
-      </w:pPr>
-      <w:bookmarkStart w:id="22" w:name="_Toc237264910"/>
-      <w:r>
-        <w:t>Relación entre plataformas, contenidos y públicos</w:t>
-      </w:r>
-      <w:bookmarkEnd w:id="22"/>
-    </w:p>
-    <w:p>
-      <w:pPr>
-        <w:rPr>
-          <w:lang w:val="es-419" w:eastAsia="es-CO"/>
-        </w:rPr>
-      </w:pPr>
-      <w:r>
-        <w:rPr>
-          <w:lang w:val="es-419" w:eastAsia="es-CO"/>
-        </w:rPr>
-        <w:t>La gestión de contenidos digitales en museos e instituciones culturales requiere comprender la relación existente entre las plataformas utilizadas para difundir información, los contenidos que se producen y los públicos a los que se dirigen. Estos tres elementos funcionan de manera articulada dentro de las estrategias de comunicación cultural y contribuyen a que los procesos de divulgación sean más claros, pertinentes y coherentes con los objetivos institucionales.</w:t>
-      </w:r>
-    </w:p>
-    <w:p>
-      <w:pPr>
-        <w:rPr>
-          <w:lang w:val="es-419" w:eastAsia="es-CO"/>
-        </w:rPr>
-      </w:pPr>
-      <w:r>
-        <w:rPr>
-          <w:lang w:val="es-419" w:eastAsia="es-CO"/>
-        </w:rPr>
-        <w:t>Las plataformas digitales corresponden a los canales a través de los cuales circula la información y se desarrollan diferentes formas de interacción con las audiencias. Los contenidos están conformados por los mensajes, recursos visuales, materiales sonoros, producciones audiovisuales y experiencias interactivas que permiten comunicar conocimientos, historias y manifestaciones relacionadas con el patrimonio. Los públicos, por su parte, agrupan a las personas que consultan, interpretan, comparten o participan alrededor de estos contenidos.</w:t>
-      </w:r>
-    </w:p>
-    <w:p>
-      <w:pPr>
-        <w:rPr>
-          <w:lang w:val="es-419" w:eastAsia="es-CO"/>
-        </w:rPr>
-      </w:pPr>
-      <w:r>
-        <w:rPr>
-          <w:lang w:val="es-419" w:eastAsia="es-CO"/>
-        </w:rPr>
-        <w:lastRenderedPageBreak/>
-        <w:t>La relación entre estos elementos influye directamente en la efectividad de la comunicación. Un mismo tema puede requerir diferentes formas de presentación según las características de la audiencia y las posibilidades del canal seleccionado. Por esta razón, las decisiones relacionadas con la gestión digital deben considerar aspectos como:</w:t>
-      </w:r>
-    </w:p>
-    <w:p>
-      <w:pPr>
-        <w:pStyle w:val="Prrafodelista"/>
-        <w:numPr>
-          <w:ilvl w:val="0"/>
-          <w:numId w:val="48"/>
-        </w:numPr>
-        <w:rPr>
-          <w:lang w:val="es-419" w:eastAsia="es-CO"/>
-        </w:rPr>
-      </w:pPr>
-      <w:r>
-        <w:rPr>
-          <w:b/>
-          <w:bCs/>
-          <w:lang w:val="es-419" w:eastAsia="es-CO"/>
-        </w:rPr>
-        <w:t>Características de los públicos:</w:t>
-      </w:r>
-      <w:r>
-        <w:rPr>
-          <w:b/>
-          <w:bCs/>
-          <w:lang w:val="es-419" w:eastAsia="es-CO"/>
-        </w:rPr>
-        <w:t xml:space="preserve"> </w:t>
-      </w:r>
-      <w:r>
-        <w:rPr>
-          <w:lang w:val="es-419" w:eastAsia="es-CO"/>
-        </w:rPr>
-        <w:t>p</w:t>
-      </w:r>
-      <w:r>
-        <w:rPr>
-          <w:lang w:val="es-419" w:eastAsia="es-CO"/>
-        </w:rPr>
-        <w:t>ermiten identificar intereses, necesidades de información, hábitos de consulta y formas de participación en entornos digitales.</w:t>
-      </w:r>
-    </w:p>
-    <w:p>
-      <w:pPr>
-        <w:pStyle w:val="Prrafodelista"/>
-        <w:numPr>
-          <w:ilvl w:val="0"/>
-          <w:numId w:val="48"/>
-        </w:numPr>
-        <w:rPr>
-          <w:lang w:val="es-419" w:eastAsia="es-CO"/>
-        </w:rPr>
-      </w:pPr>
-      <w:r>
-        <w:rPr>
-          <w:b/>
-          <w:bCs/>
-          <w:lang w:val="es-419" w:eastAsia="es-CO"/>
-        </w:rPr>
-        <w:t>Objetivos de comunicación:</w:t>
-      </w:r>
-      <w:r>
-        <w:rPr>
-          <w:b/>
-          <w:bCs/>
-          <w:lang w:val="es-419" w:eastAsia="es-CO"/>
-        </w:rPr>
-        <w:t xml:space="preserve"> </w:t>
-      </w:r>
-      <w:r>
-        <w:rPr>
-          <w:lang w:val="es-419" w:eastAsia="es-CO"/>
-        </w:rPr>
-        <w:t>o</w:t>
-      </w:r>
-      <w:r>
-        <w:rPr>
-          <w:lang w:val="es-419" w:eastAsia="es-CO"/>
-        </w:rPr>
-        <w:t>rientan la selección de los mensajes y los recursos más adecuados para divulgar información, promover actividades, fortalecer vínculos con la comunidad o difundir contenidos especializados.</w:t>
-      </w:r>
-    </w:p>
-    <w:p>
-      <w:pPr>
-        <w:pStyle w:val="Prrafodelista"/>
-        <w:numPr>
-          <w:ilvl w:val="0"/>
-          <w:numId w:val="48"/>
-        </w:numPr>
-        <w:rPr>
-          <w:lang w:val="es-419" w:eastAsia="es-CO"/>
-        </w:rPr>
-      </w:pPr>
-      <w:r>
-        <w:rPr>
-          <w:b/>
-          <w:bCs/>
-          <w:lang w:val="es-419" w:eastAsia="es-CO"/>
-        </w:rPr>
-        <w:t>Características de los contenidos:</w:t>
-      </w:r>
-      <w:r>
-        <w:rPr>
-          <w:b/>
-          <w:bCs/>
-          <w:lang w:val="es-419" w:eastAsia="es-CO"/>
-        </w:rPr>
-        <w:t xml:space="preserve"> </w:t>
-      </w:r>
-      <w:r>
-        <w:rPr>
-          <w:lang w:val="es-419" w:eastAsia="es-CO"/>
-        </w:rPr>
-        <w:t>d</w:t>
-      </w:r>
-      <w:r>
-        <w:rPr>
-          <w:lang w:val="es-419" w:eastAsia="es-CO"/>
-        </w:rPr>
-        <w:t>eterminan los formatos más apropiados para presentar la información según su nivel de complejidad, propósito comunicativo y contexto cultural.</w:t>
-      </w:r>
-    </w:p>
-    <w:p>
-      <w:pPr>
-        <w:pStyle w:val="Prrafodelista"/>
-        <w:numPr>
-          <w:ilvl w:val="0"/>
-          <w:numId w:val="48"/>
-        </w:numPr>
-        <w:rPr>
-          <w:lang w:val="es-419" w:eastAsia="es-CO"/>
-        </w:rPr>
-      </w:pPr>
-      <w:r>
-        <w:rPr>
-          <w:b/>
-          <w:bCs/>
-          <w:lang w:val="es-419" w:eastAsia="es-CO"/>
-        </w:rPr>
-        <w:t>Posibilidades de las plataformas:</w:t>
-      </w:r>
-      <w:r>
-        <w:rPr>
-          <w:b/>
-          <w:bCs/>
-          <w:lang w:val="es-419" w:eastAsia="es-CO"/>
-        </w:rPr>
-        <w:t xml:space="preserve"> </w:t>
-      </w:r>
-      <w:r>
-        <w:rPr>
-          <w:lang w:val="es-419" w:eastAsia="es-CO"/>
-        </w:rPr>
-        <w:t>c</w:t>
-      </w:r>
-      <w:r>
-        <w:rPr>
-          <w:lang w:val="es-419" w:eastAsia="es-CO"/>
-        </w:rPr>
-        <w:t>ada canal ofrece diferentes opciones para publicar contenidos, organizar información y facilitar la interacción con las audiencias.</w:t>
-      </w:r>
-    </w:p>
-    <w:p>
-      <w:pPr>
-        <w:rPr>
-          <w:lang w:val="es-419" w:eastAsia="es-CO"/>
-        </w:rPr>
-      </w:pPr>
-      <w:r>
-        <w:rPr>
-          <w:lang w:val="es-419" w:eastAsia="es-CO"/>
-        </w:rPr>
-        <w:t>La articulación entre plataformas, contenidos y públicos permite diseñar estrategias de divulgación más consistentes y adaptadas a las necesidades de cada contexto. Cuando existe correspondencia entre el mensaje, el formato y las características de quienes reciben la información, aumentan las posibilidades de comprensión, participación y acceso al conocimiento cultural.</w:t>
-      </w:r>
-    </w:p>
-    <w:p>
-      <w:pPr>
-        <w:rPr>
-          <w:lang w:val="es-419" w:eastAsia="es-CO"/>
-        </w:rPr>
-      </w:pPr>
-      <w:r>
-        <w:rPr>
-          <w:lang w:val="es-419" w:eastAsia="es-CO"/>
-        </w:rPr>
-        <w:t xml:space="preserve">De esta manera, la administración de contenidos digitales trasciende la publicación de materiales en internet y se convierte en un proceso de planificación que </w:t>
-      </w:r>
-      <w:r>
-        <w:rPr>
-          <w:lang w:val="es-419" w:eastAsia="es-CO"/>
-        </w:rPr>
-        <w:lastRenderedPageBreak/>
-        <w:t>busca garantizar que la información llegue a las personas adecuadas, mediante los canales más pertinentes y utilizando recursos acordes con los objetivos de comunicación de la institución cultural.</w:t>
-      </w:r>
-    </w:p>
-    <w:p>
-      <w:pPr>
-        <w:rPr>
-          <w:lang w:val="es-419" w:eastAsia="es-CO"/>
-        </w:rPr>
-      </w:pPr>
-      <w:r>
-        <w:rPr>
-          <w:lang w:val="es-419" w:eastAsia="es-CO"/>
-        </w:rPr>
-        <w:t>Para comprender de manera integrada la relación entre los principales elementos de la comunicación digital en el ámbito cultural, la siguiente figura relaciona cómo las plataformas digitales, los contenidos y los públicos se articulan para favorecer la divulgación, la interacción y el acceso al patrimonio mediante estrategias de comunicación coherentes:</w:t>
-      </w:r>
-    </w:p>
-    <w:p>
-      <w:pPr>
-        <w:pStyle w:val="Figura"/>
-        <w:rPr>
-          <w:lang w:val="es-419"/>
-        </w:rPr>
-      </w:pPr>
-      <w:r>
-        <w:rPr>
-          <w:lang w:val="es-419"/>
-        </w:rPr>
-        <w:t>Relación entre plataformas, contenidos y públicos en la comunicación digital</w:t>
-      </w:r>
-    </w:p>
-    <w:p>
-      <w:pPr>
-        <w:ind w:firstLine="0"/>
-        <w:rPr>
-          <w:lang w:val="es-419" w:eastAsia="es-CO"/>
-        </w:rPr>
+        <w:jc w:val="center"/>
       </w:pPr>
       <w:r>
         <w:rPr>
           <w:noProof/>
         </w:rPr>
         <w:drawing>
-          <wp:inline distT="0" distB="0" distL="0" distR="0" wp14:anchorId="4201CCB7" wp14:editId="356F5643">
-            <wp:extent cx="6331585" cy="3088005"/>
-            <wp:effectExtent l="0" t="0" r="0" b="0"/>
-            <wp:docPr id="12" name="Imagen 12"/>
+          <wp:inline distT="0" distB="0" distL="0" distR="0" wp14:anchorId="48AE1B0D" wp14:editId="45A801E3">
+            <wp:extent cx="4680000" cy="2631600"/>
+            <wp:effectExtent l="0" t="0" r="6350" b="0"/>
+            <wp:docPr id="9" name="Imagen 9">
+              <a:extLst xmlns:a="http://schemas.openxmlformats.org/drawingml/2006/main">
+                <a:ext uri="{C183D7F6-B498-43B3-948B-1728B52AA6E4}">
+                  <adec:decorative xmlns:adec="http://schemas.microsoft.com/office/drawing/2017/decorative" val="1"/>
+                </a:ext>
+              </a:extLst>
+            </wp:docPr>
             <wp:cNvGraphicFramePr>
               <a:graphicFrameLocks xmlns:a="http://schemas.openxmlformats.org/drawingml/2006/main" noChangeAspect="1"/>
             </wp:cNvGraphicFramePr>
@@ -11060,13 +10895,844 @@
               <a:graphicData uri="http://schemas.openxmlformats.org/drawingml/2006/picture">
                 <pic:pic xmlns:pic="http://schemas.openxmlformats.org/drawingml/2006/picture">
                   <pic:nvPicPr>
-                    <pic:cNvPr id="0" name="Picture 6"/>
+                    <pic:cNvPr id="9" name="Imagen 9">
+                      <a:extLst>
+                        <a:ext uri="{C183D7F6-B498-43B3-948B-1728B52AA6E4}">
+                          <adec:decorative xmlns:adec="http://schemas.microsoft.com/office/drawing/2017/decorative" val="1"/>
+                        </a:ext>
+                      </a:extLst>
+                    </pic:cNvPr>
                     <pic:cNvPicPr>
                       <a:picLocks noChangeAspect="1" noChangeArrowheads="1"/>
                     </pic:cNvPicPr>
                   </pic:nvPicPr>
                   <pic:blipFill>
-                    <a:blip r:embed="rId22">
+                    <a:blip r:embed="rId22" cstate="print">
+                      <a:extLst>
+                        <a:ext uri="{28A0092B-C50C-407E-A947-70E740481C1C}">
+                          <a14:useLocalDpi xmlns:a14="http://schemas.microsoft.com/office/drawing/2010/main" val="0"/>
+                        </a:ext>
+                      </a:extLst>
+                    </a:blip>
+                    <a:srcRect/>
+                    <a:stretch>
+                      <a:fillRect/>
+                    </a:stretch>
+                  </pic:blipFill>
+                  <pic:spPr bwMode="auto">
+                    <a:xfrm>
+                      <a:off x="0" y="0"/>
+                      <a:ext cx="4680000" cy="2631600"/>
+                    </a:xfrm>
+                    <a:prstGeom prst="rect">
+                      <a:avLst/>
+                    </a:prstGeom>
+                    <a:noFill/>
+                    <a:ln>
+                      <a:noFill/>
+                    </a:ln>
+                  </pic:spPr>
+                </pic:pic>
+              </a:graphicData>
+            </a:graphic>
+          </wp:inline>
+        </w:drawing>
+      </w:r>
+    </w:p>
+    <w:p>
+      <w:pPr>
+        <w:ind w:firstLine="0"/>
+        <w:jc w:val="center"/>
+      </w:pPr>
+      <w:hyperlink r:id="rId23" w:history="1">
+        <w:r>
+          <w:rPr>
+            <w:rStyle w:val="Hipervnculo"/>
+            <w:b/>
+          </w:rPr>
+          <w:t>Enlace de reproducción del video</w:t>
+        </w:r>
+      </w:hyperlink>
+    </w:p>
+    <w:tbl>
+      <w:tblPr>
+        <w:tblStyle w:val="Tablaconcuadrcula"/>
+        <w:tblW w:w="0" w:type="auto"/>
+        <w:tblLook w:val="04A0" w:firstRow="1" w:lastRow="0" w:firstColumn="1" w:lastColumn="0" w:noHBand="0" w:noVBand="1"/>
+      </w:tblPr>
+      <w:tblGrid>
+        <w:gridCol w:w="9962"/>
+      </w:tblGrid>
+      <w:tr>
+        <w:trPr>
+          <w:tblHeader/>
+        </w:trPr>
+        <w:tc>
+          <w:tcPr>
+            <w:tcW w:w="9972" w:type="dxa"/>
+          </w:tcPr>
+          <w:p>
+            <w:pPr>
+              <w:ind w:firstLine="0"/>
+            </w:pPr>
+            <w:r>
+              <w:rPr>
+                <w:b/>
+              </w:rPr>
+              <w:t xml:space="preserve">Transcripción del video. </w:t>
+            </w:r>
+            <w:r>
+              <w:rPr>
+                <w:bCs/>
+              </w:rPr>
+              <w:t>Netiqueta y comunicación en medios digitales</w:t>
+            </w:r>
+          </w:p>
+        </w:tc>
+      </w:tr>
+      <w:tr>
+        <w:tc>
+          <w:tcPr>
+            <w:tcW w:w="9972" w:type="dxa"/>
+          </w:tcPr>
+          <w:p>
+            <w:r>
+              <w:t>La netiqueta en la comunicación en medios digitales se define como un conjunto de normas o recomendaciones que permiten establecer relaciones respetuosas entre emisores y receptores de mensajes.</w:t>
+            </w:r>
+          </w:p>
+          <w:p>
+            <w:r>
+              <w:t>Al inicio, se limitaba a la escritura de correos electrónicos, pero actualmente estas prácticas se deben usar en todos los entornos digitales de comunicación textual, sobre todo. Es un complemento a las normas ortográficas. Cuando nos comunicamos mediante texto, es importante ser cuidadosos con la manera en que la otra persona recibe el mensaje. Las normas de etiqueta ayudan a mejorar estas interpretaciones y modos de comunicación.</w:t>
+            </w:r>
+          </w:p>
+          <w:p>
+            <w:r>
+              <w:lastRenderedPageBreak/>
+              <w:t>Actualmente, las reglas de etiqueta se han extendido más allá de la manera de escribir y abarcan también la forma adecuada de comportarse en las redes sociales.</w:t>
+            </w:r>
+          </w:p>
+          <w:p>
+            <w:r>
+              <w:t>Vamos a revisar algunas normas esenciales, entre otras:</w:t>
+            </w:r>
+          </w:p>
+          <w:p>
+            <w:r>
+              <w:t xml:space="preserve">Evitar generar </w:t>
+            </w:r>
+            <w:r>
+              <w:rPr>
+                <w:rStyle w:val="Extranjerismo"/>
+              </w:rPr>
+              <w:t>spam</w:t>
+            </w:r>
+            <w:r>
+              <w:t>. Los mensajes enviados de manera indiscriminada suelen ser incómodos para las personas que los reciben. Adicionalmente, estos comportamientos pueden ser motivo de sanción por parte de la red social, restringiendo tu cuenta o incluso suspendiéndola.</w:t>
+            </w:r>
+          </w:p>
+          <w:p>
+            <w:r>
+              <w:t>No escribir mensajes en mayúsculas sostenidas. Esto se toma como una manera de comunicarse gritando. Las mayúsculas pueden emplearse para títulos o frases cortas que simplemente se quieran hacer sobresalir dentro del texto.</w:t>
+            </w:r>
+          </w:p>
+          <w:p>
+            <w:r>
+              <w:t>No etiquetar indiscriminadamente en redes sociales. Etiquetar o mencionar personas o marcas que no están en las fotos, o hacerlo en fotografías que no serían de su agrado, sin su permiso, podría ser un problema.</w:t>
+            </w:r>
+          </w:p>
+          <w:p>
+            <w:r>
+              <w:t>También es importante definir claramente lo privado y lo público. Hay situaciones que son privadas y no deberían estar publicadas en redes sociales. Tenga en cuenta que, después de publicar un contenido, aunque lo elimine, es posible que otras personas hayan tomado una captura de su publicación o descargado el contenido que ha subido a las redes sociales.</w:t>
+            </w:r>
+          </w:p>
+          <w:p>
+            <w:r>
+              <w:t xml:space="preserve">Configurar siempre la privacidad. Aunque el objetivo de las redes sociales es publicar, las plataformas tienen maneras de controlar quién puede ver determinado contenido. No deje estas opciones de privacidad con la configuración predeterminada </w:t>
+            </w:r>
+            <w:r>
+              <w:lastRenderedPageBreak/>
+              <w:t>de las redes sociales. Cada usuario debe tener conciencia de su privacidad y configurarla como lo considere pertinente.</w:t>
+            </w:r>
+          </w:p>
+          <w:p>
+            <w:r>
+              <w:t>Exponer datos personales y aspectos de la vida privada en la red es una manera de facilitar el trabajo, especialmente, a los estafadores que se ocultan tras la red. Ahora bien, en el caso de utilizar un medio para comercializar y vender, no está mal tener determinada información al alcance de todos.</w:t>
+            </w:r>
+          </w:p>
+          <w:p>
+            <w:r>
+              <w:t>Otra recomendación es no usar el espacio de otros usuarios de manera abusiva. En especial, en Facebook, no se debe utilizar el muro de otra persona para hacer publicidad de una empresa, de una marca o de productos sin que esta persona lo haya autorizado.</w:t>
+            </w:r>
+          </w:p>
+          <w:p>
+            <w:r>
+              <w:t>Hay que respetar las normas de la comunidad. Cuando pertenecemos a una red, grupo, segmento o comunidad con temáticas y objetivos establecidos, no debemos salirnos de esos parámetros. Es decir, si te encuentras en un grupo o comunidad de músicos, no deberías publicar temas de carpintería o de construcción, y mucho menos ofrecer productos y servicios que no tengan relación con los intereses de sus integrantes.</w:t>
+            </w:r>
+          </w:p>
+          <w:p>
+            <w:r>
+              <w:t>Es muy importante estar identificado. Se debe proporcionar un nombre, una imagen de perfil y una descripción que permitan a otros usuarios saber si eres una persona real o no. No genere desconfianza registrando datos confusos o perfiles sin descripción. Esto toma gran importancia, sobre todo en los negocios, pues permite evitar la desconfianza.</w:t>
+            </w:r>
+          </w:p>
+          <w:p>
+            <w:r>
+              <w:lastRenderedPageBreak/>
+              <w:t>También es muy importante generar y compartir contenido propio. Hay que procurar ser original. Si se usan publicaciones de otros, compártalas y mencione al autor. Publicar contenidos de otras personas sin otorgar los respectivos créditos puede constituir, incluso, una infracción o delito, según las normas por las cuales esté protegido el contenido.</w:t>
+            </w:r>
+          </w:p>
+          <w:p>
+            <w:r>
+              <w:t>Hay que ser amables. Si alguien hace una pregunta, procure siempre contestar a la mayor brevedad posible, en un tono amable y cordial.</w:t>
+            </w:r>
+          </w:p>
+          <w:p>
+            <w:r>
+              <w:t xml:space="preserve">También es muy importante compartir recursos que funcionen. Cuando se comparte un enlace, una página </w:t>
+            </w:r>
+            <w:r>
+              <w:rPr>
+                <w:rStyle w:val="Extranjerismo"/>
+              </w:rPr>
+              <w:t>web</w:t>
+            </w:r>
+            <w:r>
+              <w:t xml:space="preserve"> o un video, debemos asegurarnos de que realmente funcione y tenga algún valor para quienes lo reciben.</w:t>
+            </w:r>
+          </w:p>
+          <w:p>
+            <w:r>
+              <w:t>Asimismo, es muy importante no compartir cadenas. Las cadenas de mensajes de suerte y contenidos fantasiosos suelen ser incómodas para otros. Por lo tanto, es recomendable abstenerse de compartir este tipo de mensajes. Es importante diferenciar entre una cadena y un servicio o mensaje social, pues son cosas distintas.</w:t>
+            </w:r>
+          </w:p>
+          <w:p>
+            <w:r>
+              <w:t>No usar espacios públicos para conversaciones personales. Los grupos, ya sean de WhatsApp, Facebook u otras plataformas, no son espacios para conversar de manera privada con otras personas. Para ello, utilice las herramientas disponibles que permitan que las conversaciones sean vistas únicamente por quienes estén interesados en ellas.</w:t>
+            </w:r>
+          </w:p>
+          <w:p>
+            <w:r>
+              <w:t xml:space="preserve">Una de las recomendaciones finales es cuidar el contenido. Con frecuencia, las publicaciones cómicas, en especial aquellas realizadas por empresas o marcas, </w:t>
+            </w:r>
+            <w:r>
+              <w:lastRenderedPageBreak/>
+              <w:t>pueden contener mensajes machistas, racistas u ofensivos para algún grupo de personas o minorías. Tenga en cuenta que lo que publica habla de usted y de su empresa. Cuide su reputación evitando mensajes que puedan herir o generar malestar en otros.</w:t>
+            </w:r>
+          </w:p>
+          <w:p>
+            <w:r>
+              <w:t>Por último, cumpla las condiciones de uso de las plataformas y de cada red social. Todas las redes sociales y plataformas tienen condiciones de uso. Por ello, deben cuidarse los contenidos que puedan generar susceptibilidades o que contengan mensajes e imágenes violentas o desagradables.</w:t>
+            </w:r>
+          </w:p>
+          <w:p>
+            <w:r>
+              <w:t>En general, es importante ponerse en los zapatos de los demás usuarios y evitar comportamientos que incomoden a las personas.</w:t>
+            </w:r>
+          </w:p>
+        </w:tc>
+      </w:tr>
+    </w:tbl>
+    <w:p>
+      <w:pPr>
+        <w:rPr>
+          <w:lang w:val="es-419" w:eastAsia="es-CO"/>
+        </w:rPr>
+      </w:pPr>
+    </w:p>
+    <w:p>
+      <w:pPr>
+        <w:pStyle w:val="Ttulo2"/>
+      </w:pPr>
+      <w:bookmarkStart w:id="20" w:name="_Toc238558303"/>
+      <w:r>
+        <w:t>Gestión de conversaciones y atención a usuarios</w:t>
+      </w:r>
+      <w:bookmarkEnd w:id="20"/>
+    </w:p>
+    <w:p>
+      <w:pPr>
+        <w:rPr>
+          <w:lang w:val="es-419" w:eastAsia="es-CO"/>
+        </w:rPr>
+      </w:pPr>
+      <w:r>
+        <w:rPr>
+          <w:lang w:val="es-419" w:eastAsia="es-CO"/>
+        </w:rPr>
+        <w:t>Los canales digitales de las instituciones culturales funcionan como espacios para difundir información y como escenarios de interacción donde las personas realizan consultas, comparten opiniones y participan en conversaciones relacionadas con el patrimonio. Es así como la gestión de conversaciones forma parte de la comunicación institucional y permite mantener espacios de interacción con las audiencias.</w:t>
+      </w:r>
+    </w:p>
+    <w:p>
+      <w:pPr>
+        <w:rPr>
+          <w:lang w:val="es-419" w:eastAsia="es-CO"/>
+        </w:rPr>
+      </w:pPr>
+      <w:r>
+        <w:rPr>
+          <w:lang w:val="es-419" w:eastAsia="es-CO"/>
+        </w:rPr>
+        <w:t xml:space="preserve">En la atención a los usuarios se requiere realizar un seguimiento constante de los diferentes espacios de interacción para identificar necesidades de información, temas de interés y oportunidades de participación. Este proceso facilita la respuesta oportuna a las inquietudes de las audiencias y proporciona información útil para ajustar </w:t>
+      </w:r>
+      <w:r>
+        <w:rPr>
+          <w:lang w:val="es-419" w:eastAsia="es-CO"/>
+        </w:rPr>
+        <w:lastRenderedPageBreak/>
+        <w:t>contenidos, servicios y actividades de acuerdo con las dinámicas observadas en los entornos digitales.</w:t>
+      </w:r>
+    </w:p>
+    <w:p>
+      <w:pPr>
+        <w:rPr>
+          <w:lang w:val="es-419" w:eastAsia="es-CO"/>
+        </w:rPr>
+      </w:pPr>
+      <w:r>
+        <w:rPr>
+          <w:lang w:val="es-419" w:eastAsia="es-CO"/>
+        </w:rPr>
+        <w:t>Para desarrollar una gestión adecuada de las conversaciones, es recomendable establecer criterios claros de actuación, entre ellos:</w:t>
+      </w:r>
+    </w:p>
+    <w:p>
+      <w:pPr>
+        <w:pStyle w:val="Prrafodelista"/>
+        <w:numPr>
+          <w:ilvl w:val="0"/>
+          <w:numId w:val="47"/>
+        </w:numPr>
+        <w:rPr>
+          <w:lang w:val="es-419" w:eastAsia="es-CO"/>
+        </w:rPr>
+      </w:pPr>
+      <w:r>
+        <w:rPr>
+          <w:b/>
+          <w:bCs/>
+          <w:lang w:val="es-419" w:eastAsia="es-CO"/>
+        </w:rPr>
+        <w:t>Monitoreo permanente de los canales digitales:</w:t>
+      </w:r>
+      <w:r>
+        <w:rPr>
+          <w:b/>
+          <w:bCs/>
+          <w:lang w:val="es-419" w:eastAsia="es-CO"/>
+        </w:rPr>
+        <w:t xml:space="preserve"> </w:t>
+      </w:r>
+      <w:r>
+        <w:rPr>
+          <w:lang w:val="es-419" w:eastAsia="es-CO"/>
+        </w:rPr>
+        <w:t>p</w:t>
+      </w:r>
+      <w:r>
+        <w:rPr>
+          <w:lang w:val="es-419" w:eastAsia="es-CO"/>
+        </w:rPr>
+        <w:t>ermite identificar preguntas frecuentes, comentarios relevantes y situaciones que requieren atención institucional. Además, facilita el seguimiento de las conversaciones, el análisis de las tendencias de participación y la detección temprana de necesidades o inquietudes de las audiencias para orientar acciones de mejora.</w:t>
+      </w:r>
+    </w:p>
+    <w:p>
+      <w:pPr>
+        <w:pStyle w:val="Prrafodelista"/>
+        <w:numPr>
+          <w:ilvl w:val="0"/>
+          <w:numId w:val="47"/>
+        </w:numPr>
+        <w:rPr>
+          <w:lang w:val="es-419" w:eastAsia="es-CO"/>
+        </w:rPr>
+      </w:pPr>
+      <w:r>
+        <w:rPr>
+          <w:b/>
+          <w:bCs/>
+          <w:lang w:val="es-419" w:eastAsia="es-CO"/>
+        </w:rPr>
+        <w:t>Respuesta oportuna a las consultas:</w:t>
+      </w:r>
+      <w:r>
+        <w:rPr>
+          <w:b/>
+          <w:bCs/>
+          <w:lang w:val="es-419" w:eastAsia="es-CO"/>
+        </w:rPr>
+        <w:t xml:space="preserve"> </w:t>
+      </w:r>
+      <w:r>
+        <w:rPr>
+          <w:lang w:val="es-419" w:eastAsia="es-CO"/>
+        </w:rPr>
+        <w:t>f</w:t>
+      </w:r>
+      <w:r>
+        <w:rPr>
+          <w:lang w:val="es-419" w:eastAsia="es-CO"/>
+        </w:rPr>
+        <w:t>avorece una comunicación más cercana con las audiencias y contribuye a mejorar la experiencia de los usuarios. Responder con claridad, precisión y dentro de tiempos razonables fortalece la confianza en la institución, promueve la participación continua y demuestra compromiso con la atención de los diferentes públicos.</w:t>
+      </w:r>
+    </w:p>
+    <w:p>
+      <w:pPr>
+        <w:pStyle w:val="Prrafodelista"/>
+        <w:numPr>
+          <w:ilvl w:val="0"/>
+          <w:numId w:val="47"/>
+        </w:numPr>
+        <w:rPr>
+          <w:lang w:val="es-419" w:eastAsia="es-CO"/>
+        </w:rPr>
+      </w:pPr>
+      <w:r>
+        <w:rPr>
+          <w:b/>
+          <w:bCs/>
+          <w:lang w:val="es-419" w:eastAsia="es-CO"/>
+        </w:rPr>
+        <w:t>Moderación de las interacciones:</w:t>
+      </w:r>
+      <w:r>
+        <w:rPr>
+          <w:b/>
+          <w:bCs/>
+          <w:lang w:val="es-419" w:eastAsia="es-CO"/>
+        </w:rPr>
+        <w:t xml:space="preserve"> </w:t>
+      </w:r>
+      <w:r>
+        <w:rPr>
+          <w:lang w:val="es-419" w:eastAsia="es-CO"/>
+        </w:rPr>
+        <w:t>a</w:t>
+      </w:r>
+      <w:r>
+        <w:rPr>
+          <w:lang w:val="es-419" w:eastAsia="es-CO"/>
+        </w:rPr>
+        <w:t>yuda a gestionar mensajes inapropiados, información errónea o situaciones que puedan afectar el desarrollo adecuado de los espacios de participación. También contribuye a mantener un ambiente respetuoso, prevenir conflictos entre los usuarios y garantizar que las conversaciones se desarrollen de acuerdo con las normas de convivencia establecidas.</w:t>
+      </w:r>
+    </w:p>
+    <w:p>
+      <w:pPr>
+        <w:pStyle w:val="Prrafodelista"/>
+        <w:numPr>
+          <w:ilvl w:val="0"/>
+          <w:numId w:val="47"/>
+        </w:numPr>
+        <w:rPr>
+          <w:lang w:val="es-419" w:eastAsia="es-CO"/>
+        </w:rPr>
+      </w:pPr>
+      <w:r>
+        <w:rPr>
+          <w:b/>
+          <w:bCs/>
+          <w:lang w:val="es-419" w:eastAsia="es-CO"/>
+        </w:rPr>
+        <w:t>Canalización de consultas especializadas:</w:t>
+      </w:r>
+      <w:r>
+        <w:rPr>
+          <w:b/>
+          <w:bCs/>
+          <w:lang w:val="es-419" w:eastAsia="es-CO"/>
+        </w:rPr>
+        <w:t xml:space="preserve"> </w:t>
+      </w:r>
+      <w:r>
+        <w:rPr>
+          <w:lang w:val="es-419" w:eastAsia="es-CO"/>
+        </w:rPr>
+        <w:t>f</w:t>
+      </w:r>
+      <w:r>
+        <w:rPr>
+          <w:lang w:val="es-419" w:eastAsia="es-CO"/>
+        </w:rPr>
+        <w:t xml:space="preserve">acilita la remisión de solicitudes a las áreas responsables cuando se requiere información técnica </w:t>
+      </w:r>
+      <w:r>
+        <w:rPr>
+          <w:lang w:val="es-419" w:eastAsia="es-CO"/>
+        </w:rPr>
+        <w:lastRenderedPageBreak/>
+        <w:t>relacionada con colecciones, investigación, educación o conservación. Este procedimiento asegura respuestas fundamentadas, evita la desinformación y permite que cada inquietud sea atendida por el personal con los conocimientos y competencias correspondientes.</w:t>
+      </w:r>
+    </w:p>
+    <w:p>
+      <w:pPr>
+        <w:rPr>
+          <w:lang w:val="es-419" w:eastAsia="es-CO"/>
+        </w:rPr>
+      </w:pPr>
+      <w:r>
+        <w:rPr>
+          <w:lang w:val="es-419" w:eastAsia="es-CO"/>
+        </w:rPr>
+        <w:t>En los museos y demás instituciones culturales, las consultas suelen estar relacionadas con actividades, exposiciones, servicios educativos, acceso a colecciones, eventos culturales o recursos disponibles en línea. La calidad de la atención influye directamente en la percepción que las personas construyen sobre la organización y en su disposición para continuar participando en los espacios digitales.</w:t>
+      </w:r>
+    </w:p>
+    <w:p>
+      <w:pPr>
+        <w:rPr>
+          <w:lang w:val="es-419" w:eastAsia="es-CO"/>
+        </w:rPr>
+      </w:pPr>
+      <w:r>
+        <w:rPr>
+          <w:lang w:val="es-419" w:eastAsia="es-CO"/>
+        </w:rPr>
+        <w:t>Además de resolver inquietudes, el análisis de las interacciones proporciona información útil sobre los intereses de las audiencias, los temas que generan mayor participación y las necesidades de información más recurrentes. Estos elementos pueden servir como insumo para fortalecer futuras estrategias de comunicación y mejorar la gestión de los espacios digitales.</w:t>
+      </w:r>
+    </w:p>
+    <w:p>
+      <w:pPr>
+        <w:spacing w:before="0" w:after="160" w:line="259" w:lineRule="auto"/>
+        <w:ind w:firstLine="0"/>
+        <w:rPr>
+          <w:lang w:val="es-419" w:eastAsia="es-CO"/>
+        </w:rPr>
+      </w:pPr>
+      <w:r>
+        <w:rPr>
+          <w:lang w:val="es-419" w:eastAsia="es-CO"/>
+        </w:rPr>
+        <w:br w:type="page"/>
+      </w:r>
+    </w:p>
+    <w:p>
+      <w:pPr>
+        <w:pStyle w:val="Ttulo1"/>
+      </w:pPr>
+      <w:bookmarkStart w:id="21" w:name="_Toc238558304"/>
+      <w:r>
+        <w:lastRenderedPageBreak/>
+        <w:t>Administración de contenidos para museos e instituciones culturales</w:t>
+      </w:r>
+      <w:bookmarkEnd w:id="21"/>
+    </w:p>
+    <w:p>
+      <w:pPr>
+        <w:rPr>
+          <w:lang w:val="es-419" w:eastAsia="es-CO"/>
+        </w:rPr>
+      </w:pPr>
+      <w:r>
+        <w:rPr>
+          <w:lang w:val="es-419" w:eastAsia="es-CO"/>
+        </w:rPr>
+        <w:t>La comunicación en los entornos digitales requiere la aplicación de lineamientos que orienten la publicación de contenidos y la interacción con las audiencias. Estos criterios favorecen una gestión organizada de los canales institucionales, promueven la participación respetuosa y fortalecen la relación entre las instituciones culturales y sus públicos. En este tema se presentan los protocolos de comunicación digital, los tipos de interacción en las plataformas, las normas de convivencia y netiqueta, así como los principios básicos para la gestión de conversaciones y la atención a los usuarios.</w:t>
+      </w:r>
+    </w:p>
+    <w:p>
+      <w:pPr>
+        <w:rPr>
+          <w:lang w:val="es-419" w:eastAsia="es-CO"/>
+        </w:rPr>
+      </w:pPr>
+    </w:p>
+    <w:p>
+      <w:pPr>
+        <w:pStyle w:val="Ttulo2"/>
+      </w:pPr>
+      <w:bookmarkStart w:id="22" w:name="_Toc238558305"/>
+      <w:r>
+        <w:t>Relación entre plataformas, contenidos y públicos</w:t>
+      </w:r>
+      <w:bookmarkEnd w:id="22"/>
+    </w:p>
+    <w:p>
+      <w:pPr>
+        <w:rPr>
+          <w:lang w:val="es-419" w:eastAsia="es-CO"/>
+        </w:rPr>
+      </w:pPr>
+      <w:r>
+        <w:rPr>
+          <w:lang w:val="es-419" w:eastAsia="es-CO"/>
+        </w:rPr>
+        <w:t>La gestión de contenidos digitales en museos e instituciones culturales requiere comprender la relación existente entre las plataformas utilizadas para difundir información, los contenidos que se producen y los públicos a los que se dirigen. Estos tres elementos funcionan de manera articulada dentro de las estrategias de comunicación cultural y contribuyen a que los procesos de divulgación sean más claros, pertinentes y coherentes con los objetivos institucionales.</w:t>
+      </w:r>
+    </w:p>
+    <w:p>
+      <w:pPr>
+        <w:rPr>
+          <w:lang w:val="es-419" w:eastAsia="es-CO"/>
+        </w:rPr>
+      </w:pPr>
+      <w:r>
+        <w:rPr>
+          <w:lang w:val="es-419" w:eastAsia="es-CO"/>
+        </w:rPr>
+        <w:t>Las plataformas digitales corresponden a los canales a través de los cuales circula la información y se desarrollan diferentes formas de interacción con las audiencias. Los contenidos están conformados por los mensajes, recursos visuales, materiales sonoros, producciones audiovisuales y experiencias interactivas que permiten comunicar conocimientos, historias y manifestaciones relacionadas con el patrimonio. Los públicos, por su parte, agrupan a las personas que consultan, interpretan, comparten o participan alrededor de estos contenidos.</w:t>
+      </w:r>
+    </w:p>
+    <w:p>
+      <w:pPr>
+        <w:rPr>
+          <w:lang w:val="es-419" w:eastAsia="es-CO"/>
+        </w:rPr>
+      </w:pPr>
+      <w:r>
+        <w:rPr>
+          <w:lang w:val="es-419" w:eastAsia="es-CO"/>
+        </w:rPr>
+        <w:lastRenderedPageBreak/>
+        <w:t>La relación entre estos elementos influye directamente en la efectividad de la comunicación. Un mismo tema puede requerir diferentes formas de presentación según las características de la audiencia y las posibilidades del canal seleccionado. Por esta razón, las decisiones relacionadas con la gestión digital deben considerar aspectos como:</w:t>
+      </w:r>
+    </w:p>
+    <w:p>
+      <w:pPr>
+        <w:pStyle w:val="Prrafodelista"/>
+        <w:numPr>
+          <w:ilvl w:val="0"/>
+          <w:numId w:val="48"/>
+        </w:numPr>
+        <w:rPr>
+          <w:lang w:val="es-419" w:eastAsia="es-CO"/>
+        </w:rPr>
+      </w:pPr>
+      <w:r>
+        <w:rPr>
+          <w:b/>
+          <w:bCs/>
+          <w:lang w:val="es-419" w:eastAsia="es-CO"/>
+        </w:rPr>
+        <w:t>Características de los públicos:</w:t>
+      </w:r>
+      <w:r>
+        <w:rPr>
+          <w:b/>
+          <w:bCs/>
+          <w:lang w:val="es-419" w:eastAsia="es-CO"/>
+        </w:rPr>
+        <w:t xml:space="preserve"> </w:t>
+      </w:r>
+      <w:r>
+        <w:rPr>
+          <w:lang w:val="es-419" w:eastAsia="es-CO"/>
+        </w:rPr>
+        <w:t>p</w:t>
+      </w:r>
+      <w:r>
+        <w:rPr>
+          <w:lang w:val="es-419" w:eastAsia="es-CO"/>
+        </w:rPr>
+        <w:t>ermiten identificar intereses, necesidades de información, hábitos de consulta y formas de participación en entornos digitales.</w:t>
+      </w:r>
+    </w:p>
+    <w:p>
+      <w:pPr>
+        <w:pStyle w:val="Prrafodelista"/>
+        <w:numPr>
+          <w:ilvl w:val="0"/>
+          <w:numId w:val="48"/>
+        </w:numPr>
+        <w:rPr>
+          <w:lang w:val="es-419" w:eastAsia="es-CO"/>
+        </w:rPr>
+      </w:pPr>
+      <w:r>
+        <w:rPr>
+          <w:b/>
+          <w:bCs/>
+          <w:lang w:val="es-419" w:eastAsia="es-CO"/>
+        </w:rPr>
+        <w:t>Objetivos de comunicación:</w:t>
+      </w:r>
+      <w:r>
+        <w:rPr>
+          <w:b/>
+          <w:bCs/>
+          <w:lang w:val="es-419" w:eastAsia="es-CO"/>
+        </w:rPr>
+        <w:t xml:space="preserve"> </w:t>
+      </w:r>
+      <w:r>
+        <w:rPr>
+          <w:lang w:val="es-419" w:eastAsia="es-CO"/>
+        </w:rPr>
+        <w:t>o</w:t>
+      </w:r>
+      <w:r>
+        <w:rPr>
+          <w:lang w:val="es-419" w:eastAsia="es-CO"/>
+        </w:rPr>
+        <w:t>rientan la selección de los mensajes y los recursos más adecuados para divulgar información, promover actividades, fortalecer vínculos con la comunidad o difundir contenidos especializados.</w:t>
+      </w:r>
+    </w:p>
+    <w:p>
+      <w:pPr>
+        <w:pStyle w:val="Prrafodelista"/>
+        <w:numPr>
+          <w:ilvl w:val="0"/>
+          <w:numId w:val="48"/>
+        </w:numPr>
+        <w:rPr>
+          <w:lang w:val="es-419" w:eastAsia="es-CO"/>
+        </w:rPr>
+      </w:pPr>
+      <w:r>
+        <w:rPr>
+          <w:b/>
+          <w:bCs/>
+          <w:lang w:val="es-419" w:eastAsia="es-CO"/>
+        </w:rPr>
+        <w:t>Características de los contenidos:</w:t>
+      </w:r>
+      <w:r>
+        <w:rPr>
+          <w:b/>
+          <w:bCs/>
+          <w:lang w:val="es-419" w:eastAsia="es-CO"/>
+        </w:rPr>
+        <w:t xml:space="preserve"> </w:t>
+      </w:r>
+      <w:r>
+        <w:rPr>
+          <w:lang w:val="es-419" w:eastAsia="es-CO"/>
+        </w:rPr>
+        <w:t>d</w:t>
+      </w:r>
+      <w:r>
+        <w:rPr>
+          <w:lang w:val="es-419" w:eastAsia="es-CO"/>
+        </w:rPr>
+        <w:t>eterminan los formatos más apropiados para presentar la información según su nivel de complejidad, propósito comunicativo y contexto cultural.</w:t>
+      </w:r>
+    </w:p>
+    <w:p>
+      <w:pPr>
+        <w:pStyle w:val="Prrafodelista"/>
+        <w:numPr>
+          <w:ilvl w:val="0"/>
+          <w:numId w:val="48"/>
+        </w:numPr>
+        <w:rPr>
+          <w:lang w:val="es-419" w:eastAsia="es-CO"/>
+        </w:rPr>
+      </w:pPr>
+      <w:r>
+        <w:rPr>
+          <w:b/>
+          <w:bCs/>
+          <w:lang w:val="es-419" w:eastAsia="es-CO"/>
+        </w:rPr>
+        <w:t>Posibilidades de las plataformas:</w:t>
+      </w:r>
+      <w:r>
+        <w:rPr>
+          <w:b/>
+          <w:bCs/>
+          <w:lang w:val="es-419" w:eastAsia="es-CO"/>
+        </w:rPr>
+        <w:t xml:space="preserve"> </w:t>
+      </w:r>
+      <w:r>
+        <w:rPr>
+          <w:lang w:val="es-419" w:eastAsia="es-CO"/>
+        </w:rPr>
+        <w:t>c</w:t>
+      </w:r>
+      <w:r>
+        <w:rPr>
+          <w:lang w:val="es-419" w:eastAsia="es-CO"/>
+        </w:rPr>
+        <w:t>ada canal ofrece diferentes opciones para publicar contenidos, organizar información y facilitar la interacción con las audiencias.</w:t>
+      </w:r>
+    </w:p>
+    <w:p>
+      <w:pPr>
+        <w:rPr>
+          <w:lang w:val="es-419" w:eastAsia="es-CO"/>
+        </w:rPr>
+      </w:pPr>
+      <w:r>
+        <w:rPr>
+          <w:lang w:val="es-419" w:eastAsia="es-CO"/>
+        </w:rPr>
+        <w:t>La articulación entre plataformas, contenidos y públicos permite diseñar estrategias de divulgación más consistentes y adaptadas a las necesidades de cada contexto. Cuando existe correspondencia entre el mensaje, el formato y las características de quienes reciben la información, aumentan las posibilidades de comprensión, participación y acceso al conocimiento cultural.</w:t>
+      </w:r>
+    </w:p>
+    <w:p>
+      <w:pPr>
+        <w:rPr>
+          <w:lang w:val="es-419" w:eastAsia="es-CO"/>
+        </w:rPr>
+      </w:pPr>
+      <w:r>
+        <w:rPr>
+          <w:lang w:val="es-419" w:eastAsia="es-CO"/>
+        </w:rPr>
+        <w:t xml:space="preserve">De esta manera, la administración de contenidos digitales trasciende la publicación de materiales en internet y se convierte en un proceso de planificación que </w:t>
+      </w:r>
+      <w:r>
+        <w:rPr>
+          <w:lang w:val="es-419" w:eastAsia="es-CO"/>
+        </w:rPr>
+        <w:lastRenderedPageBreak/>
+        <w:t>busca garantizar que la información llegue a las personas adecuadas, mediante los canales más pertinentes y utilizando recursos acordes con los objetivos de comunicación de la institución cultural.</w:t>
+      </w:r>
+    </w:p>
+    <w:p>
+      <w:pPr>
+        <w:rPr>
+          <w:lang w:val="es-419" w:eastAsia="es-CO"/>
+        </w:rPr>
+      </w:pPr>
+      <w:r>
+        <w:rPr>
+          <w:lang w:val="es-419" w:eastAsia="es-CO"/>
+        </w:rPr>
+        <w:t>Para comprender de manera integrada la relación entre los principales elementos de la comunicación digital en el ámbito cultural, la siguiente figura relaciona cómo las plataformas digitales, los contenidos y los públicos se articulan para favorecer la divulgación, la interacción y el acceso al patrimonio mediante estrategias de comunicación coherentes:</w:t>
+      </w:r>
+    </w:p>
+    <w:p>
+      <w:pPr>
+        <w:pStyle w:val="Figura"/>
+        <w:rPr>
+          <w:lang w:val="es-419"/>
+        </w:rPr>
+      </w:pPr>
+      <w:r>
+        <w:rPr>
+          <w:lang w:val="es-419"/>
+        </w:rPr>
+        <w:t>Relación entre plataformas, contenidos y públicos en la comunicación digital</w:t>
+      </w:r>
+    </w:p>
+    <w:p>
+      <w:pPr>
+        <w:ind w:firstLine="0"/>
+        <w:rPr>
+          <w:lang w:val="es-419" w:eastAsia="es-CO"/>
+        </w:rPr>
+      </w:pPr>
+      <w:r>
+        <w:rPr>
+          <w:noProof/>
+        </w:rPr>
+        <w:drawing>
+          <wp:inline distT="0" distB="0" distL="0" distR="0" wp14:anchorId="4201CCB7" wp14:editId="0A7F7674">
+            <wp:extent cx="6331585" cy="3088005"/>
+            <wp:effectExtent l="0" t="0" r="0" b="0"/>
+            <wp:docPr id="12" name="Imagen 12" descr="Figura 5 que presenta un esquema que muestra la relación entre las plataformas digitales, los contenidos y los públicos en la comunicación digital cultural. Se ilustran las conexiones entre estos tres elementos mediante los procesos de difusión, acceso, comprensión, interacción, participación y consulta, destacando su articulación para favorecer la divulgación del patrimonio cultural."/>
+            <wp:cNvGraphicFramePr>
+              <a:graphicFrameLocks xmlns:a="http://schemas.openxmlformats.org/drawingml/2006/main" noChangeAspect="1"/>
+            </wp:cNvGraphicFramePr>
+            <a:graphic xmlns:a="http://schemas.openxmlformats.org/drawingml/2006/main">
+              <a:graphicData uri="http://schemas.openxmlformats.org/drawingml/2006/picture">
+                <pic:pic xmlns:pic="http://schemas.openxmlformats.org/drawingml/2006/picture">
+                  <pic:nvPicPr>
+                    <pic:cNvPr id="12" name="Imagen 12" descr="Figura 5 que presenta un esquema que muestra la relación entre las plataformas digitales, los contenidos y los públicos en la comunicación digital cultural. Se ilustran las conexiones entre estos tres elementos mediante los procesos de difusión, acceso, comprensión, interacción, participación y consulta, destacando su articulación para favorecer la divulgación del patrimonio cultural."/>
+                    <pic:cNvPicPr>
+                      <a:picLocks noChangeAspect="1" noChangeArrowheads="1"/>
+                    </pic:cNvPicPr>
+                  </pic:nvPicPr>
+                  <pic:blipFill>
+                    <a:blip r:embed="rId24">
                       <a:extLst>
                         <a:ext uri="{28A0092B-C50C-407E-A947-70E740481C1C}">
                           <a14:useLocalDpi xmlns:a14="http://schemas.microsoft.com/office/drawing/2010/main" val="0"/>
@@ -11545,7 +12211,7 @@
       <w:pPr>
         <w:pStyle w:val="Ttulo2"/>
       </w:pPr>
-      <w:bookmarkStart w:id="23" w:name="_Toc237264911"/>
+      <w:bookmarkStart w:id="23" w:name="_Toc238558306"/>
       <w:r>
         <w:t>Organización y distribución de contenidos digitales</w:t>
       </w:r>
@@ -11794,7 +12460,7 @@
       <w:pPr>
         <w:pStyle w:val="Ttulo2"/>
       </w:pPr>
-      <w:bookmarkStart w:id="24" w:name="_Toc237264912"/>
+      <w:bookmarkStart w:id="24" w:name="_Toc238558307"/>
       <w:r>
         <w:t>Coherencia entre mensaje, formato y audiencia</w:t>
       </w:r>
@@ -11904,7 +12570,19 @@
         <w:rPr>
           <w:lang w:val="es-419" w:eastAsia="es-CO"/>
         </w:rPr>
-        <w:t>s el recurso utilizado para presentar la información, como textos, imágenes, videos, infografías, podcasts o experiencias interactivas. La selección del formato debe responder a las características del contenido, al canal de difusión y a las necesidades de las audiencias para favorecer una comunicación más efectiva.</w:t>
+        <w:t>s el recurso utilizado para presentar la información, como textos, imágenes, videos, infografías, p</w:t>
+      </w:r>
+      <w:r>
+        <w:rPr>
+          <w:lang w:val="es-419" w:eastAsia="es-CO"/>
+        </w:rPr>
+        <w:t>ó</w:t>
+      </w:r>
+      <w:r>
+        <w:rPr>
+          <w:lang w:val="es-419" w:eastAsia="es-CO"/>
+        </w:rPr>
+        <w:t>dcast o experiencias interactivas. La selección del formato debe responder a las características del contenido, al canal de difusión y a las necesidades de las audiencias para favorecer una comunicación más efectiva.</w:t>
       </w:r>
     </w:p>
     <w:p>
@@ -11998,7 +12676,7 @@
       <w:pPr>
         <w:pStyle w:val="Ttulo2"/>
       </w:pPr>
-      <w:bookmarkStart w:id="25" w:name="_Toc237264913"/>
+      <w:bookmarkStart w:id="25" w:name="_Toc238558308"/>
       <w:r>
         <w:t>Buenas prácticas para la gestión de contenidos culturales</w:t>
       </w:r>
@@ -12327,12 +13005,11 @@
     <w:p>
       <w:pPr>
         <w:pStyle w:val="Titulosgenerales"/>
-        <w:ind w:left="-360"/>
         <w:rPr>
           <w:u w:val="single"/>
         </w:rPr>
       </w:pPr>
-      <w:bookmarkStart w:id="26" w:name="_Toc237264914"/>
+      <w:bookmarkStart w:id="26" w:name="_Toc238558309"/>
       <w:r>
         <w:lastRenderedPageBreak/>
         <w:t>Síntesis</w:t>
@@ -12407,10 +13084,10 @@
                     <pic:cNvPicPr/>
                   </pic:nvPicPr>
                   <pic:blipFill>
-                    <a:blip r:embed="rId23">
+                    <a:blip r:embed="rId25">
                       <a:extLst>
                         <a:ext uri="{96DAC541-7B7A-43D3-8B79-37D633B846F1}">
-                          <asvg:svgBlip xmlns:asvg="http://schemas.microsoft.com/office/drawing/2016/SVG/main" r:embed="rId24"/>
+                          <asvg:svgBlip xmlns:asvg="http://schemas.microsoft.com/office/drawing/2016/SVG/main" r:embed="rId26"/>
                         </a:ext>
                       </a:extLst>
                     </a:blip>
@@ -12438,7 +13115,7 @@
       <w:pPr>
         <w:pStyle w:val="Titulosgenerales"/>
       </w:pPr>
-      <w:bookmarkStart w:id="27" w:name="_Toc237264915"/>
+      <w:bookmarkStart w:id="27" w:name="_Toc238558310"/>
       <w:r>
         <w:lastRenderedPageBreak/>
         <w:t>Glosario</w:t>
@@ -12563,7 +13240,13 @@
         <w:t>Formatos digitales</w:t>
       </w:r>
       <w:r>
-        <w:t>: diferentes tipos de soportes o recursos utilizados para presentar información en entornos digitales, como publicaciones, videos, infografías o podcasts.</w:t>
+        <w:t>: diferentes tipos de soportes o recursos utilizados para presentar información en entornos digitales, como publicaciones, videos, infografías o p</w:t>
+      </w:r>
+      <w:r>
+        <w:t>ó</w:t>
+      </w:r>
+      <w:r>
+        <w:t>dcast.</w:t>
       </w:r>
     </w:p>
     <w:p>
@@ -12625,7 +13308,7 @@
       <w:pPr>
         <w:pStyle w:val="Titulosgenerales"/>
       </w:pPr>
-      <w:bookmarkStart w:id="28" w:name="_Toc237264916"/>
+      <w:bookmarkStart w:id="28" w:name="_Toc238558311"/>
       <w:r>
         <w:lastRenderedPageBreak/>
         <w:t>Referencias bibliográficas</w:t>
@@ -12641,74 +13324,38 @@
       </w:r>
       <w:proofErr w:type="spellStart"/>
       <w:r>
-        <w:rPr>
-          <w:i/>
-          <w:iCs/>
-        </w:rPr>
         <w:t>Identity</w:t>
       </w:r>
       <w:proofErr w:type="spellEnd"/>
       <w:r>
-        <w:rPr>
-          <w:i/>
-          <w:iCs/>
-        </w:rPr>
         <w:t xml:space="preserve"> and </w:t>
       </w:r>
       <w:proofErr w:type="spellStart"/>
       <w:r>
-        <w:rPr>
-          <w:i/>
-          <w:iCs/>
-        </w:rPr>
         <w:t>the</w:t>
       </w:r>
       <w:proofErr w:type="spellEnd"/>
       <w:r>
-        <w:rPr>
-          <w:i/>
-          <w:iCs/>
-        </w:rPr>
         <w:t xml:space="preserve"> </w:t>
       </w:r>
       <w:proofErr w:type="spellStart"/>
       <w:r>
-        <w:rPr>
-          <w:i/>
-          <w:iCs/>
-        </w:rPr>
         <w:t>museum</w:t>
       </w:r>
       <w:proofErr w:type="spellEnd"/>
       <w:r>
-        <w:rPr>
-          <w:i/>
-          <w:iCs/>
-        </w:rPr>
         <w:t xml:space="preserve"> </w:t>
       </w:r>
       <w:proofErr w:type="spellStart"/>
       <w:r>
-        <w:rPr>
-          <w:i/>
-          <w:iCs/>
-        </w:rPr>
         <w:t>visitor</w:t>
       </w:r>
       <w:proofErr w:type="spellEnd"/>
       <w:r>
-        <w:rPr>
-          <w:i/>
-          <w:iCs/>
-        </w:rPr>
         <w:t xml:space="preserve"> </w:t>
       </w:r>
       <w:proofErr w:type="spellStart"/>
       <w:r>
-        <w:rPr>
-          <w:i/>
-          <w:iCs/>
-        </w:rPr>
         <w:t>experience</w:t>
       </w:r>
       <w:proofErr w:type="spellEnd"/>
@@ -12746,22 +13393,11 @@
       </w:r>
       <w:proofErr w:type="spellStart"/>
       <w:r>
-        <w:rPr>
-          <w:i/>
-          <w:iCs/>
-        </w:rPr>
         <w:t>Convergence</w:t>
       </w:r>
       <w:proofErr w:type="spellEnd"/>
       <w:r>
-        <w:rPr>
-          <w:i/>
-          <w:iCs/>
-        </w:rPr>
-        <w:t xml:space="preserve"> culture: La cultura de la convergencia de los medios de comunicación.</w:t>
-      </w:r>
-      <w:r>
-        <w:t xml:space="preserve"> Paidós.</w:t>
+        <w:t xml:space="preserve"> culture: La cultura de la convergencia de los medios de comunicación. Paidós.</w:t>
       </w:r>
     </w:p>
     <w:p>
@@ -12770,138 +13406,70 @@
       </w:r>
       <w:proofErr w:type="spellStart"/>
       <w:r>
-        <w:rPr>
-          <w:i/>
-          <w:iCs/>
-        </w:rPr>
         <w:t>Museum</w:t>
       </w:r>
       <w:proofErr w:type="spellEnd"/>
       <w:r>
-        <w:rPr>
-          <w:i/>
-          <w:iCs/>
-        </w:rPr>
         <w:t xml:space="preserve"> marketing and </w:t>
       </w:r>
       <w:proofErr w:type="spellStart"/>
       <w:r>
-        <w:rPr>
-          <w:i/>
-          <w:iCs/>
-        </w:rPr>
         <w:t>strategy</w:t>
       </w:r>
       <w:proofErr w:type="spellEnd"/>
       <w:r>
-        <w:rPr>
-          <w:i/>
-          <w:iCs/>
-        </w:rPr>
         <w:t xml:space="preserve">: </w:t>
       </w:r>
       <w:proofErr w:type="spellStart"/>
       <w:r>
-        <w:rPr>
-          <w:i/>
-          <w:iCs/>
-        </w:rPr>
         <w:t>Designing</w:t>
       </w:r>
       <w:proofErr w:type="spellEnd"/>
       <w:r>
-        <w:rPr>
-          <w:i/>
-          <w:iCs/>
-        </w:rPr>
         <w:t xml:space="preserve"> </w:t>
       </w:r>
       <w:proofErr w:type="spellStart"/>
       <w:r>
-        <w:rPr>
-          <w:i/>
-          <w:iCs/>
-        </w:rPr>
         <w:t>missions</w:t>
       </w:r>
       <w:proofErr w:type="spellEnd"/>
       <w:r>
-        <w:rPr>
-          <w:i/>
-          <w:iCs/>
-        </w:rPr>
         <w:t xml:space="preserve">, </w:t>
       </w:r>
       <w:proofErr w:type="spellStart"/>
       <w:r>
-        <w:rPr>
-          <w:i/>
-          <w:iCs/>
-        </w:rPr>
         <w:t>building</w:t>
       </w:r>
       <w:proofErr w:type="spellEnd"/>
       <w:r>
-        <w:rPr>
-          <w:i/>
-          <w:iCs/>
-        </w:rPr>
         <w:t xml:space="preserve"> </w:t>
       </w:r>
       <w:proofErr w:type="spellStart"/>
       <w:r>
-        <w:rPr>
-          <w:i/>
-          <w:iCs/>
-        </w:rPr>
         <w:t>audiences</w:t>
       </w:r>
       <w:proofErr w:type="spellEnd"/>
       <w:r>
-        <w:rPr>
-          <w:i/>
-          <w:iCs/>
-        </w:rPr>
         <w:t xml:space="preserve">, </w:t>
       </w:r>
       <w:proofErr w:type="spellStart"/>
       <w:r>
-        <w:rPr>
-          <w:i/>
-          <w:iCs/>
-        </w:rPr>
         <w:t>generating</w:t>
       </w:r>
       <w:proofErr w:type="spellEnd"/>
       <w:r>
-        <w:rPr>
-          <w:i/>
-          <w:iCs/>
-        </w:rPr>
         <w:t xml:space="preserve"> </w:t>
       </w:r>
       <w:proofErr w:type="spellStart"/>
       <w:r>
-        <w:rPr>
-          <w:i/>
-          <w:iCs/>
-        </w:rPr>
         <w:t>revenue</w:t>
       </w:r>
       <w:proofErr w:type="spellEnd"/>
       <w:r>
-        <w:rPr>
-          <w:i/>
-          <w:iCs/>
-        </w:rPr>
         <w:t xml:space="preserve"> and </w:t>
       </w:r>
       <w:proofErr w:type="spellStart"/>
       <w:r>
-        <w:rPr>
-          <w:i/>
-          <w:iCs/>
-        </w:rPr>
         <w:t>resources</w:t>
       </w:r>
       <w:proofErr w:type="spellEnd"/>
@@ -12928,122 +13496,62 @@
       </w:r>
       <w:proofErr w:type="spellStart"/>
       <w:r>
-        <w:rPr>
-          <w:i/>
-          <w:iCs/>
-        </w:rPr>
         <w:t>Evaluating</w:t>
       </w:r>
       <w:proofErr w:type="spellEnd"/>
       <w:r>
-        <w:rPr>
-          <w:i/>
-          <w:iCs/>
-        </w:rPr>
         <w:t xml:space="preserve"> </w:t>
       </w:r>
       <w:proofErr w:type="spellStart"/>
       <w:r>
-        <w:rPr>
-          <w:i/>
-          <w:iCs/>
-        </w:rPr>
         <w:t>public</w:t>
       </w:r>
       <w:proofErr w:type="spellEnd"/>
       <w:r>
-        <w:rPr>
-          <w:i/>
-          <w:iCs/>
-        </w:rPr>
         <w:t xml:space="preserve"> </w:t>
       </w:r>
       <w:proofErr w:type="spellStart"/>
       <w:r>
-        <w:rPr>
-          <w:i/>
-          <w:iCs/>
-        </w:rPr>
         <w:t>communication</w:t>
       </w:r>
       <w:proofErr w:type="spellEnd"/>
       <w:r>
-        <w:rPr>
-          <w:i/>
-          <w:iCs/>
-        </w:rPr>
         <w:t xml:space="preserve">: </w:t>
       </w:r>
       <w:proofErr w:type="spellStart"/>
       <w:r>
-        <w:rPr>
-          <w:i/>
-          <w:iCs/>
-        </w:rPr>
         <w:t>Exploring</w:t>
       </w:r>
       <w:proofErr w:type="spellEnd"/>
       <w:r>
-        <w:rPr>
-          <w:i/>
-          <w:iCs/>
-        </w:rPr>
         <w:t xml:space="preserve"> new </w:t>
       </w:r>
       <w:proofErr w:type="spellStart"/>
       <w:r>
-        <w:rPr>
-          <w:i/>
-          <w:iCs/>
-        </w:rPr>
         <w:t>models</w:t>
       </w:r>
       <w:proofErr w:type="spellEnd"/>
       <w:r>
-        <w:rPr>
-          <w:i/>
-          <w:iCs/>
-        </w:rPr>
         <w:t xml:space="preserve">, </w:t>
       </w:r>
       <w:proofErr w:type="spellStart"/>
       <w:r>
-        <w:rPr>
-          <w:i/>
-          <w:iCs/>
-        </w:rPr>
         <w:t>standards</w:t>
       </w:r>
       <w:proofErr w:type="spellEnd"/>
       <w:r>
-        <w:rPr>
-          <w:i/>
-          <w:iCs/>
-        </w:rPr>
         <w:t xml:space="preserve">, and </w:t>
       </w:r>
       <w:proofErr w:type="spellStart"/>
       <w:r>
-        <w:rPr>
-          <w:i/>
-          <w:iCs/>
-        </w:rPr>
         <w:t>best</w:t>
       </w:r>
       <w:proofErr w:type="spellEnd"/>
       <w:r>
-        <w:rPr>
-          <w:i/>
-          <w:iCs/>
-        </w:rPr>
         <w:t xml:space="preserve"> </w:t>
       </w:r>
       <w:proofErr w:type="spellStart"/>
       <w:r>
-        <w:rPr>
-          <w:i/>
-          <w:iCs/>
-        </w:rPr>
         <w:t>practice</w:t>
       </w:r>
       <w:proofErr w:type="spellEnd"/>
@@ -13062,350 +13570,203 @@
       </w:r>
       <w:proofErr w:type="spellStart"/>
       <w:r>
-        <w:rPr>
-          <w:i/>
-          <w:iCs/>
-        </w:rPr>
         <w:t>Museums</w:t>
       </w:r>
       <w:proofErr w:type="spellEnd"/>
       <w:r>
-        <w:rPr>
-          <w:i/>
-          <w:iCs/>
-        </w:rPr>
         <w:t xml:space="preserve"> in a digital </w:t>
       </w:r>
       <w:proofErr w:type="spellStart"/>
       <w:r>
-        <w:rPr>
-          <w:i/>
-          <w:iCs/>
-        </w:rPr>
         <w:t>age</w:t>
       </w:r>
       <w:proofErr w:type="spellEnd"/>
       <w:r>
-        <w:rPr>
-          <w:i/>
-          <w:iCs/>
-        </w:rPr>
+        <w:t>. Routledge.</w:t>
+      </w:r>
+    </w:p>
+    <w:p>
+      <w:proofErr w:type="spellStart"/>
+      <w:r>
+        <w:t>Scolari</w:t>
+      </w:r>
+      <w:proofErr w:type="spellEnd"/>
+      <w:r>
+        <w:t xml:space="preserve">, C. A. (2013). Narrativas </w:t>
+      </w:r>
+      <w:proofErr w:type="spellStart"/>
+      <w:r>
+        <w:t>transmedia</w:t>
+      </w:r>
+      <w:proofErr w:type="spellEnd"/>
+      <w:r>
+        <w:t>: Cuando todos los medios cuentan. Deusto.</w:t>
+      </w:r>
+    </w:p>
+    <w:p>
+      <w:proofErr w:type="spellStart"/>
+      <w:r>
+        <w:t>Tallon</w:t>
+      </w:r>
+      <w:proofErr w:type="spellEnd"/>
+      <w:r>
+        <w:t xml:space="preserve">, L. &amp; Walker, K. (Eds.). (2008). Digital </w:t>
+      </w:r>
+      <w:proofErr w:type="spellStart"/>
+      <w:r>
+        <w:t>technologies</w:t>
+      </w:r>
+      <w:proofErr w:type="spellEnd"/>
+      <w:r>
+        <w:t xml:space="preserve"> and </w:t>
+      </w:r>
+      <w:proofErr w:type="spellStart"/>
+      <w:r>
+        <w:t>the</w:t>
+      </w:r>
+      <w:proofErr w:type="spellEnd"/>
+      <w:r>
+        <w:t xml:space="preserve"> </w:t>
+      </w:r>
+      <w:proofErr w:type="spellStart"/>
+      <w:r>
+        <w:t>museum</w:t>
+      </w:r>
+      <w:proofErr w:type="spellEnd"/>
+      <w:r>
+        <w:t xml:space="preserve"> </w:t>
+      </w:r>
+      <w:proofErr w:type="spellStart"/>
+      <w:r>
+        <w:t>experience</w:t>
+      </w:r>
+      <w:proofErr w:type="spellEnd"/>
+      <w:r>
+        <w:t xml:space="preserve">: </w:t>
+      </w:r>
+      <w:proofErr w:type="spellStart"/>
+      <w:r>
+        <w:t>Handheld</w:t>
+      </w:r>
+      <w:proofErr w:type="spellEnd"/>
+      <w:r>
+        <w:t xml:space="preserve"> guides and </w:t>
+      </w:r>
+      <w:proofErr w:type="spellStart"/>
+      <w:r>
+        <w:t>other</w:t>
+      </w:r>
+      <w:proofErr w:type="spellEnd"/>
+      <w:r>
+        <w:t xml:space="preserve"> media. </w:t>
+      </w:r>
+      <w:proofErr w:type="spellStart"/>
+      <w:r>
+        <w:t>AltaMira</w:t>
+      </w:r>
+      <w:proofErr w:type="spellEnd"/>
+      <w:r>
+        <w:t xml:space="preserve"> </w:t>
+      </w:r>
+      <w:proofErr w:type="spellStart"/>
+      <w:r>
+        <w:t>Press</w:t>
+      </w:r>
+      <w:proofErr w:type="spellEnd"/>
+      <w:r>
         <w:t>.</w:t>
       </w:r>
-      <w:r>
-        <w:t xml:space="preserve"> Routledge.</w:t>
-      </w:r>
-    </w:p>
-    <w:p>
+    </w:p>
+    <w:p>
+      <w:r>
+        <w:t xml:space="preserve">Wenger, E., McDermott, R., &amp; </w:t>
+      </w:r>
       <w:proofErr w:type="spellStart"/>
       <w:r>
-        <w:t>Scolari</w:t>
+        <w:t>Snyder</w:t>
       </w:r>
       <w:proofErr w:type="spellEnd"/>
       <w:r>
-        <w:t xml:space="preserve">, C. A. (2013). </w:t>
-      </w:r>
-      <w:r>
-        <w:rPr>
-          <w:i/>
-          <w:iCs/>
-        </w:rPr>
-        <w:t xml:space="preserve">Narrativas </w:t>
+        <w:t xml:space="preserve">, W. M. (2002). </w:t>
       </w:r>
       <w:proofErr w:type="spellStart"/>
       <w:r>
-        <w:rPr>
-          <w:i/>
-          <w:iCs/>
-        </w:rPr>
-        <w:t>transmedia</w:t>
+        <w:t>Cultivating</w:t>
       </w:r>
       <w:proofErr w:type="spellEnd"/>
       <w:r>
-        <w:rPr>
-          <w:i/>
-          <w:iCs/>
-        </w:rPr>
-        <w:t>: Cuando todos los medios cuentan</w:t>
-      </w:r>
-      <w:r>
-        <w:t>. Deusto.</w:t>
-      </w:r>
-    </w:p>
-    <w:p>
+        <w:t xml:space="preserve"> </w:t>
+      </w:r>
       <w:proofErr w:type="spellStart"/>
       <w:r>
-        <w:t>Tallon</w:t>
+        <w:t>communities</w:t>
       </w:r>
       <w:proofErr w:type="spellEnd"/>
       <w:r>
-        <w:t xml:space="preserve">, L. &amp; Walker, K. (Eds.). (2008). </w:t>
-      </w:r>
-      <w:r>
-        <w:rPr>
-          <w:i/>
-          <w:iCs/>
-        </w:rPr>
-        <w:t xml:space="preserve">Digital </w:t>
+        <w:t xml:space="preserve"> </w:t>
       </w:r>
       <w:proofErr w:type="spellStart"/>
       <w:r>
-        <w:rPr>
-          <w:i/>
-          <w:iCs/>
-        </w:rPr>
-        <w:t>technologies</w:t>
+        <w:t>of</w:t>
       </w:r>
       <w:proofErr w:type="spellEnd"/>
       <w:r>
-        <w:rPr>
-          <w:i/>
-          <w:iCs/>
-        </w:rPr>
-        <w:t xml:space="preserve"> and </w:t>
+        <w:t xml:space="preserve"> </w:t>
       </w:r>
       <w:proofErr w:type="spellStart"/>
       <w:r>
-        <w:rPr>
-          <w:i/>
-          <w:iCs/>
-        </w:rPr>
-        <w:t>the</w:t>
+        <w:t>practice</w:t>
       </w:r>
       <w:proofErr w:type="spellEnd"/>
       <w:r>
-        <w:rPr>
-          <w:i/>
-          <w:iCs/>
-        </w:rPr>
+        <w:t xml:space="preserve">: A guide </w:t>
+      </w:r>
+      <w:proofErr w:type="spellStart"/>
+      <w:r>
+        <w:t>to</w:t>
+      </w:r>
+      <w:proofErr w:type="spellEnd"/>
+      <w:r>
         <w:t xml:space="preserve"> </w:t>
       </w:r>
       <w:proofErr w:type="spellStart"/>
       <w:r>
-        <w:rPr>
-          <w:i/>
-          <w:iCs/>
-        </w:rPr>
-        <w:t>museum</w:t>
+        <w:t>managing</w:t>
       </w:r>
       <w:proofErr w:type="spellEnd"/>
       <w:r>
-        <w:rPr>
-          <w:i/>
-          <w:iCs/>
-        </w:rPr>
         <w:t xml:space="preserve"> </w:t>
       </w:r>
       <w:proofErr w:type="spellStart"/>
       <w:r>
-        <w:rPr>
-          <w:i/>
-          <w:iCs/>
-        </w:rPr>
-        <w:t>experience</w:t>
+        <w:t>knowledge</w:t>
       </w:r>
       <w:proofErr w:type="spellEnd"/>
       <w:r>
-        <w:rPr>
-          <w:i/>
-          <w:iCs/>
-        </w:rPr>
-        <w:t xml:space="preserve">: </w:t>
+        <w:t xml:space="preserve">. Harvard Business </w:t>
       </w:r>
       <w:proofErr w:type="spellStart"/>
       <w:r>
-        <w:rPr>
-          <w:i/>
-          <w:iCs/>
-        </w:rPr>
-        <w:t>Handheld</w:t>
+        <w:t>School</w:t>
       </w:r>
       <w:proofErr w:type="spellEnd"/>
       <w:r>
-        <w:rPr>
-          <w:i/>
-          <w:iCs/>
-        </w:rPr>
-        <w:t xml:space="preserve"> guides and </w:t>
+        <w:t xml:space="preserve"> </w:t>
       </w:r>
       <w:proofErr w:type="spellStart"/>
       <w:r>
-        <w:rPr>
-          <w:i/>
-          <w:iCs/>
-        </w:rPr>
-        <w:t>other</w:t>
+        <w:t>Press</w:t>
       </w:r>
       <w:proofErr w:type="spellEnd"/>
       <w:r>
-        <w:rPr>
-          <w:i/>
-          <w:iCs/>
-        </w:rPr>
-        <w:t xml:space="preserve"> media</w:t>
-      </w:r>
-      <w:r>
-        <w:t xml:space="preserve">. </w:t>
-      </w:r>
-      <w:proofErr w:type="spellStart"/>
-      <w:r>
-        <w:t>AltaMira</w:t>
-      </w:r>
-      <w:proofErr w:type="spellEnd"/>
-      <w:r>
-        <w:t xml:space="preserve"> </w:t>
-      </w:r>
-      <w:proofErr w:type="spellStart"/>
-      <w:r>
-        <w:t>Press</w:t>
-      </w:r>
-      <w:proofErr w:type="spellEnd"/>
-      <w:r>
         <w:t>.</w:t>
       </w:r>
     </w:p>
     <w:p>
-      <w:r>
-        <w:t xml:space="preserve">Wenger, E., McDermott, R., &amp; </w:t>
-      </w:r>
-      <w:proofErr w:type="spellStart"/>
-      <w:r>
-        <w:t>Snyder</w:t>
-      </w:r>
-      <w:proofErr w:type="spellEnd"/>
-      <w:r>
-        <w:t xml:space="preserve">, W. M. (2002). </w:t>
-      </w:r>
-      <w:proofErr w:type="spellStart"/>
-      <w:r>
-        <w:rPr>
-          <w:i/>
-          <w:iCs/>
-        </w:rPr>
-        <w:t>Cultivating</w:t>
-      </w:r>
-      <w:proofErr w:type="spellEnd"/>
-      <w:r>
-        <w:rPr>
-          <w:i/>
-          <w:iCs/>
-        </w:rPr>
-        <w:t xml:space="preserve"> </w:t>
-      </w:r>
-      <w:proofErr w:type="spellStart"/>
-      <w:r>
-        <w:rPr>
-          <w:i/>
-          <w:iCs/>
-        </w:rPr>
-        <w:t>communities</w:t>
-      </w:r>
-      <w:proofErr w:type="spellEnd"/>
-      <w:r>
-        <w:rPr>
-          <w:i/>
-          <w:iCs/>
-        </w:rPr>
-        <w:t xml:space="preserve"> </w:t>
-      </w:r>
-      <w:proofErr w:type="spellStart"/>
-      <w:r>
-        <w:rPr>
-          <w:i/>
-          <w:iCs/>
-        </w:rPr>
-        <w:t>of</w:t>
-      </w:r>
-      <w:proofErr w:type="spellEnd"/>
-      <w:r>
-        <w:rPr>
-          <w:i/>
-          <w:iCs/>
-        </w:rPr>
-        <w:t xml:space="preserve"> </w:t>
-      </w:r>
-      <w:proofErr w:type="spellStart"/>
-      <w:r>
-        <w:rPr>
-          <w:i/>
-          <w:iCs/>
-        </w:rPr>
-        <w:t>practice</w:t>
-      </w:r>
-      <w:proofErr w:type="spellEnd"/>
-      <w:r>
-        <w:rPr>
-          <w:i/>
-          <w:iCs/>
-        </w:rPr>
-        <w:t xml:space="preserve">: A guide </w:t>
-      </w:r>
-      <w:proofErr w:type="spellStart"/>
-      <w:r>
-        <w:rPr>
-          <w:i/>
-          <w:iCs/>
-        </w:rPr>
-        <w:t>to</w:t>
-      </w:r>
-      <w:proofErr w:type="spellEnd"/>
-      <w:r>
-        <w:rPr>
-          <w:i/>
-          <w:iCs/>
-        </w:rPr>
-        <w:t xml:space="preserve"> </w:t>
-      </w:r>
-      <w:proofErr w:type="spellStart"/>
-      <w:r>
-        <w:rPr>
-          <w:i/>
-          <w:iCs/>
-        </w:rPr>
-        <w:t>managing</w:t>
-      </w:r>
-      <w:proofErr w:type="spellEnd"/>
-      <w:r>
-        <w:rPr>
-          <w:i/>
-          <w:iCs/>
-        </w:rPr>
-        <w:t xml:space="preserve"> </w:t>
-      </w:r>
-      <w:proofErr w:type="spellStart"/>
-      <w:r>
-        <w:rPr>
-          <w:i/>
-          <w:iCs/>
-        </w:rPr>
-        <w:t>knowledge</w:t>
-      </w:r>
-      <w:proofErr w:type="spellEnd"/>
-      <w:r>
-        <w:t xml:space="preserve">. Harvard Business </w:t>
-      </w:r>
-      <w:proofErr w:type="spellStart"/>
-      <w:r>
-        <w:t>School</w:t>
-      </w:r>
-      <w:proofErr w:type="spellEnd"/>
-      <w:r>
-        <w:t xml:space="preserve"> </w:t>
-      </w:r>
-      <w:proofErr w:type="spellStart"/>
-      <w:r>
-        <w:t>Press</w:t>
-      </w:r>
-      <w:proofErr w:type="spellEnd"/>
-      <w:r>
-        <w:t>.</w:t>
-      </w:r>
-    </w:p>
-    <w:p>
       <w:pPr>
         <w:pStyle w:val="Titulosgenerales"/>
       </w:pPr>
-      <w:bookmarkStart w:id="29" w:name="_Toc237264917"/>
+      <w:bookmarkStart w:id="29" w:name="_Toc238558312"/>
       <w:r>
         <w:lastRenderedPageBreak/>
         <w:t>Créditos</w:t>
@@ -13509,7 +13870,13 @@
               <w:pStyle w:val="TextoTablas"/>
             </w:pPr>
             <w:r>
-              <w:t>Centro Agroturístico – Regional Santander</w:t>
+              <w:t xml:space="preserve">Centro Agroturístico </w:t>
+            </w:r>
+            <w:r>
+              <w:t>-</w:t>
+            </w:r>
+            <w:r>
+              <w:t xml:space="preserve"> Regional Santander</w:t>
             </w:r>
           </w:p>
         </w:tc>
@@ -13911,8 +14278,8 @@
       </w:pPr>
     </w:p>
     <w:sectPr>
-      <w:headerReference w:type="default" r:id="rId25"/>
-      <w:footerReference w:type="default" r:id="rId26"/>
+      <w:headerReference w:type="default" r:id="rId27"/>
+      <w:footerReference w:type="default" r:id="rId28"/>
       <w:pgSz w:w="12240" w:h="15840"/>
       <w:pgMar w:top="1701" w:right="1134" w:bottom="1134" w:left="1134" w:header="709" w:footer="737" w:gutter="0"/>
       <w:pgNumType w:start="1"/>
@@ -23273,6 +23640,19 @@
 </file>
 
 <file path=customXml/item1.xml><?xml version="1.0" encoding="utf-8"?>
+<?mso-contentType ?>
+<FormTemplates xmlns="http://schemas.microsoft.com/sharepoint/v3/contenttype/forms">
+  <Display>DocumentLibraryForm</Display>
+  <Edit>DocumentLibraryForm</Edit>
+  <New>DocumentLibraryForm</New>
+</FormTemplates>
+</file>
+
+<file path=customXml/item2.xml><?xml version="1.0" encoding="utf-8"?>
+<b:Sources xmlns:b="http://schemas.openxmlformats.org/officeDocument/2006/bibliography" xmlns="http://schemas.openxmlformats.org/officeDocument/2006/bibliography" SelectedStyle="\APASixthEditionOfficeOnline.xsl" StyleName="APA" Version="6"/>
+</file>
+
+<file path=customXml/item3.xml><?xml version="1.0" encoding="utf-8"?>
 <ct:contentTypeSchema xmlns:ct="http://schemas.microsoft.com/office/2006/metadata/contentType" xmlns:ma="http://schemas.microsoft.com/office/2006/metadata/properties/metaAttributes" ct:_="" ma:_="" ma:contentTypeName="Documento" ma:contentTypeID="0x0101006A81D6BD42E8DF4C91013959704817E1" ma:contentTypeVersion="15" ma:contentTypeDescription="Crear nuevo documento." ma:contentTypeScope="" ma:versionID="bf4f72ffd194f0963ff564daca6869f7">
   <xsd:schema xmlns:xsd="http://www.w3.org/2001/XMLSchema" xmlns:xs="http://www.w3.org/2001/XMLSchema" xmlns:p="http://schemas.microsoft.com/office/2006/metadata/properties" xmlns:ns2="13c90a0b-73bc-4dc0-be5f-28d77b615beb" xmlns:ns3="13c93bba-48ce-428c-bfe5-88b42c19b028" targetNamespace="http://schemas.microsoft.com/office/2006/metadata/properties" ma:root="true" ma:fieldsID="8718d6f4873a5b1392a45044efa78385" ns2:_="" ns3:_="">
     <xsd:import namespace="13c90a0b-73bc-4dc0-be5f-28d77b615beb"/>
@@ -23507,7 +23887,7 @@
 </ct:contentTypeSchema>
 </file>
 
-<file path=customXml/item2.xml><?xml version="1.0" encoding="utf-8"?>
+<file path=customXml/item4.xml><?xml version="1.0" encoding="utf-8"?>
 <p:properties xmlns:p="http://schemas.microsoft.com/office/2006/metadata/properties" xmlns:xsi="http://www.w3.org/2001/XMLSchema-instance" xmlns:pc="http://schemas.microsoft.com/office/infopath/2007/PartnerControls">
   <documentManagement>
     <TaxCatchAll xmlns="13c90a0b-73bc-4dc0-be5f-28d77b615beb" xsi:nil="true"/>
@@ -23518,20 +23898,23 @@
 </p:properties>
 </file>
 
-<file path=customXml/item3.xml><?xml version="1.0" encoding="utf-8"?>
-<?mso-contentType ?>
-<FormTemplates xmlns="http://schemas.microsoft.com/sharepoint/v3/contenttype/forms">
-  <Display>DocumentLibraryForm</Display>
-  <Edit>DocumentLibraryForm</Edit>
-  <New>DocumentLibraryForm</New>
-</FormTemplates>
+<file path=customXml/itemProps1.xml><?xml version="1.0" encoding="utf-8"?>
+<ds:datastoreItem xmlns:ds="http://schemas.openxmlformats.org/officeDocument/2006/customXml" ds:itemID="{10663269-2064-4804-8290-36D4A57F5557}">
+  <ds:schemaRefs>
+    <ds:schemaRef ds:uri="http://schemas.microsoft.com/sharepoint/v3/contenttype/forms"/>
+  </ds:schemaRefs>
+</ds:datastoreItem>
 </file>
 
-<file path=customXml/item4.xml><?xml version="1.0" encoding="utf-8"?>
-<b:Sources xmlns:b="http://schemas.openxmlformats.org/officeDocument/2006/bibliography" xmlns="http://schemas.openxmlformats.org/officeDocument/2006/bibliography" SelectedStyle="\APASixthEditionOfficeOnline.xsl" StyleName="APA" Version="6"/>
+<file path=customXml/itemProps2.xml><?xml version="1.0" encoding="utf-8"?>
+<ds:datastoreItem xmlns:ds="http://schemas.openxmlformats.org/officeDocument/2006/customXml" ds:itemID="{EAE431FD-7059-4C09-804B-C9D69EB7B213}">
+  <ds:schemaRefs>
+    <ds:schemaRef ds:uri="http://schemas.openxmlformats.org/officeDocument/2006/bibliography"/>
+  </ds:schemaRefs>
+</ds:datastoreItem>
 </file>
 
-<file path=customXml/itemProps1.xml><?xml version="1.0" encoding="utf-8"?>
+<file path=customXml/itemProps3.xml><?xml version="1.0" encoding="utf-8"?>
 <ds:datastoreItem xmlns:ds="http://schemas.openxmlformats.org/officeDocument/2006/customXml" ds:itemID="{59065960-E0CA-4804-83B5-320CBCDCC160}">
   <ds:schemaRefs>
     <ds:schemaRef ds:uri="http://schemas.microsoft.com/office/2006/metadata/contentType"/>
@@ -23550,7 +23933,7 @@
 </ds:datastoreItem>
 </file>
 
-<file path=customXml/itemProps2.xml><?xml version="1.0" encoding="utf-8"?>
+<file path=customXml/itemProps4.xml><?xml version="1.0" encoding="utf-8"?>
 <ds:datastoreItem xmlns:ds="http://schemas.openxmlformats.org/officeDocument/2006/customXml" ds:itemID="{1279454D-02BE-4A9C-A117-DCD1573E2608}">
   <ds:schemaRefs>
     <ds:schemaRef ds:uri="http://schemas.microsoft.com/office/2006/metadata/properties"/>
@@ -23559,20 +23942,4 @@
     <ds:schemaRef ds:uri="13c93bba-48ce-428c-bfe5-88b42c19b028"/>
   </ds:schemaRefs>
 </ds:datastoreItem>
-</file>
-
-<file path=customXml/itemProps3.xml><?xml version="1.0" encoding="utf-8"?>
-<ds:datastoreItem xmlns:ds="http://schemas.openxmlformats.org/officeDocument/2006/customXml" ds:itemID="{10663269-2064-4804-8290-36D4A57F5557}">
-  <ds:schemaRefs>
-    <ds:schemaRef ds:uri="http://schemas.microsoft.com/sharepoint/v3/contenttype/forms"/>
-  </ds:schemaRefs>
-</ds:datastoreItem>
-</file>
-
-<file path=customXml/itemProps4.xml><?xml version="1.0" encoding="utf-8"?>
-<ds:datastoreItem xmlns:ds="http://schemas.openxmlformats.org/officeDocument/2006/customXml" ds:itemID="{EAE431FD-7059-4C09-804B-C9D69EB7B213}">
-  <ds:schemaRefs>
-    <ds:schemaRef ds:uri="http://schemas.openxmlformats.org/officeDocument/2006/bibliography"/>
-  </ds:schemaRefs>
-</ds:datastoreItem>
 </file>